--- a/examples/example-meta-professional.docx
+++ b/examples/example-meta-professional.docx
@@ -1,13 +1,13 @@
 
 <file path=word/document.xml><?xml version="1.0" encoding="utf-8"?>
-<w:document xmlns:w="http://schemas.openxmlformats.org/wordprocessingml/2006/main" xmlns:m="http://schemas.openxmlformats.org/officeDocument/2006/math" xmlns:r="http://schemas.openxmlformats.org/officeDocument/2006/relationships" xmlns:o="urn:schemas-microsoft-com:office:office" xmlns:v="urn:schemas-microsoft-com:vml" xmlns:w10="urn:schemas-microsoft-com:office:word" xmlns:a="http://schemas.openxmlformats.org/drawingml/2006/main" xmlns:pic="http://schemas.openxmlformats.org/drawingml/2006/picture" xmlns:wp="http://schemas.openxmlformats.org/drawingml/2006/wordprocessingDrawing">
+<w:document xmlns:wpc="http://schemas.microsoft.com/office/word/2010/wordprocessingCanvas" xmlns:cx="http://schemas.microsoft.com/office/drawing/2014/chartex" xmlns:cx1="http://schemas.microsoft.com/office/drawing/2015/9/8/chartex" xmlns:cx2="http://schemas.microsoft.com/office/drawing/2015/10/21/chartex" xmlns:cx3="http://schemas.microsoft.com/office/drawing/2016/5/9/chartex" xmlns:cx4="http://schemas.microsoft.com/office/drawing/2016/5/10/chartex" xmlns:cx5="http://schemas.microsoft.com/office/drawing/2016/5/11/chartex" xmlns:cx6="http://schemas.microsoft.com/office/drawing/2016/5/12/chartex" xmlns:cx7="http://schemas.microsoft.com/office/drawing/2016/5/13/chartex" xmlns:cx8="http://schemas.microsoft.com/office/drawing/2016/5/14/chartex" xmlns:mc="http://schemas.openxmlformats.org/markup-compatibility/2006" xmlns:aink="http://schemas.microsoft.com/office/drawing/2016/ink" xmlns:am3d="http://schemas.microsoft.com/office/drawing/2017/model3d" xmlns:o="urn:schemas-microsoft-com:office:office" xmlns:oel="http://schemas.microsoft.com/office/2019/extlst" xmlns:r="http://schemas.openxmlformats.org/officeDocument/2006/relationships" xmlns:m="http://schemas.openxmlformats.org/officeDocument/2006/math" xmlns:v="urn:schemas-microsoft-com:vml" xmlns:wp14="http://schemas.microsoft.com/office/word/2010/wordprocessingDrawing" xmlns:wp="http://schemas.openxmlformats.org/drawingml/2006/wordprocessingDrawing" xmlns:w10="urn:schemas-microsoft-com:office:word" xmlns:w="http://schemas.openxmlformats.org/wordprocessingml/2006/main" xmlns:w14="http://schemas.microsoft.com/office/word/2010/wordml" xmlns:w15="http://schemas.microsoft.com/office/word/2012/wordml" xmlns:w16cex="http://schemas.microsoft.com/office/word/2018/wordml/cex" xmlns:w16cid="http://schemas.microsoft.com/office/word/2016/wordml/cid" xmlns:w16="http://schemas.microsoft.com/office/word/2018/wordml" xmlns:w16du="http://schemas.microsoft.com/office/word/2023/wordml/word16du" xmlns:w16sdtdh="http://schemas.microsoft.com/office/word/2020/wordml/sdtdatahash" xmlns:w16sdtfl="http://schemas.microsoft.com/office/word/2024/wordml/sdtformatlock" xmlns:w16se="http://schemas.microsoft.com/office/word/2015/wordml/symex" xmlns:wpg="http://schemas.microsoft.com/office/word/2010/wordprocessingGroup" xmlns:wpi="http://schemas.microsoft.com/office/word/2010/wordprocessingInk" xmlns:wne="http://schemas.microsoft.com/office/word/2006/wordml" xmlns:wps="http://schemas.microsoft.com/office/word/2010/wordprocessingShape" mc:Ignorable="w14 w15 w16se w16cid w16 w16cex w16sdtdh w16sdtfl w16du wp14">
   <w:body>
     <w:p>
       <w:pPr>
         <w:pStyle w:val="Title"/>
       </w:pPr>
       <w:r>
-        <w:t xml:space="preserve">Document Formatting and Typography</w:t>
+        <w:t>Document Formatting and Typography</w:t>
       </w:r>
     </w:p>
     <w:p>
@@ -15,7 +15,7 @@
         <w:pStyle w:val="Subtitle"/>
       </w:pPr>
       <w:r>
-        <w:t xml:space="preserve">A Guide to Professional Word Templates</w:t>
+        <w:t>A Guide to Professional Word Templates</w:t>
       </w:r>
     </w:p>
     <w:p>
@@ -23,7 +23,7 @@
         <w:pStyle w:val="Author"/>
       </w:pPr>
       <w:r>
-        <w:t xml:space="preserve">Bert Willems</w:t>
+        <w:t>Bert Willems</w:t>
       </w:r>
     </w:p>
     <w:p>
@@ -31,34 +31,16 @@
         <w:pStyle w:val="Date"/>
       </w:pPr>
       <w:r>
-        <w:t xml:space="preserve">May 2026</w:t>
-      </w:r>
-    </w:p>
-    <w:bookmarkStart w:id="9" w:name="introduction"/>
-    <w:p>
-      <w:pPr>
-        <w:pStyle w:val="Heading2"/>
-      </w:pPr>
-      <w:r>
-        <w:t xml:space="preserve">Introduction</w:t>
+        <w:t>May 2026</w:t>
       </w:r>
     </w:p>
     <w:p>
       <w:pPr>
-        <w:pStyle w:val="FirstParagraph"/>
-      </w:pPr>
+        <w:pStyle w:val="Heading2"/>
+      </w:pPr>
+      <w:bookmarkStart w:id="0" w:name="introduction"/>
       <w:r>
-        <w:t xml:space="preserve">Typography is the art and technique of arranging type to make written language legible, readable, and appealing when displayed.</w:t>
-      </w:r>
-    </w:p>
-    <w:bookmarkEnd w:id="9"/>
-    <w:bookmarkStart w:id="10" w:name="body-text"/>
-    <w:p>
-      <w:pPr>
-        <w:pStyle w:val="Heading2"/>
-      </w:pPr>
-      <w:r>
-        <w:t xml:space="preserve">Body Text</w:t>
+        <w:t>Introduction</w:t>
       </w:r>
     </w:p>
     <w:p>
@@ -66,35 +48,79 @@
         <w:pStyle w:val="FirstParagraph"/>
       </w:pPr>
       <w:r>
-        <w:t xml:space="preserve">Good document typography serves a functional purpose first and foremost. Readers should be able to navigate a document effortlessly, following the hierarchy of headings without conscious effort, and reading body text for extended periods without fatigue.</w:t>
+        <w:t>Typography is the art and technique of arranging type to make written language legible, readable, and appealing when displayed.</w:t>
       </w:r>
     </w:p>
-    <w:bookmarkEnd w:id="10"/>
+    <w:p>
+      <w:pPr>
+        <w:pStyle w:val="Heading2"/>
+      </w:pPr>
+      <w:bookmarkStart w:id="1" w:name="body-text"/>
+      <w:bookmarkEnd w:id="0"/>
+      <w:r>
+        <w:t>Body Text</w:t>
+      </w:r>
+    </w:p>
+    <w:p>
+      <w:pPr>
+        <w:pStyle w:val="FirstParagraph"/>
+      </w:pPr>
+      <w:r>
+        <w:t>Good document typography serves a functional purpose first and foremost. Readers should be able to navigate a document effortlessly, following the hierarchy of headings without conscious effort, and reading body text for extended periods without fatigue.</w:t>
+      </w:r>
+    </w:p>
+    <w:bookmarkEnd w:id="1"/>
+    <w:p>
+      <w:pPr>
+        <w:pStyle w:val="FirstParagraph"/>
+      </w:pPr>
+    </w:p>
     <w:sectPr>
-      <w:footerReference r:id="rIdFooter1" w:type="default"/>
-      <w:pgSz w:h="16838" w:w="11906"/>
-      <w:pgMar w:bottom="1440" w:footer="709" w:gutter="0" w:header="709" w:left="1440" w:right="1440" w:top="1440"/>
+      <w:footerReference w:type="default" r:id="rId7"/>
       <w:footnotePr>
         <w:numRestart w:val="eachSect"/>
       </w:footnotePr>
+      <w:pgSz w:w="11906" w:h="16838"/>
+      <w:pgMar w:top="1440" w:right="1440" w:bottom="1440" w:left="1440" w:header="709" w:footer="709" w:gutter="0"/>
+      <w:cols w:space="720"/>
     </w:sectPr>
   </w:body>
 </w:document>
 </file>
 
-<file path=word/comments.xml><?xml version="1.0" encoding="utf-8"?>
-<w:comments xmlns:w="http://schemas.openxmlformats.org/wordprocessingml/2006/main" xmlns:m="http://schemas.openxmlformats.org/officeDocument/2006/math" xmlns:r="http://schemas.openxmlformats.org/officeDocument/2006/relationships" xmlns:o="urn:schemas-microsoft-com:office:office" xmlns:v="urn:schemas-microsoft-com:vml" xmlns:w10="urn:schemas-microsoft-com:office:word" xmlns:a="http://schemas.openxmlformats.org/drawingml/2006/main" xmlns:pic="http://schemas.openxmlformats.org/drawingml/2006/picture" xmlns:wp="http://schemas.openxmlformats.org/drawingml/2006/wordprocessingDrawing"/>
+<file path=word/endnotes.xml><?xml version="1.0" encoding="utf-8"?>
+<w:endnotes xmlns:wpc="http://schemas.microsoft.com/office/word/2010/wordprocessingCanvas" xmlns:cx="http://schemas.microsoft.com/office/drawing/2014/chartex" xmlns:cx1="http://schemas.microsoft.com/office/drawing/2015/9/8/chartex" xmlns:cx2="http://schemas.microsoft.com/office/drawing/2015/10/21/chartex" xmlns:cx3="http://schemas.microsoft.com/office/drawing/2016/5/9/chartex" xmlns:cx4="http://schemas.microsoft.com/office/drawing/2016/5/10/chartex" xmlns:cx5="http://schemas.microsoft.com/office/drawing/2016/5/11/chartex" xmlns:cx6="http://schemas.microsoft.com/office/drawing/2016/5/12/chartex" xmlns:cx7="http://schemas.microsoft.com/office/drawing/2016/5/13/chartex" xmlns:cx8="http://schemas.microsoft.com/office/drawing/2016/5/14/chartex" xmlns:mc="http://schemas.openxmlformats.org/markup-compatibility/2006" xmlns:aink="http://schemas.microsoft.com/office/drawing/2016/ink" xmlns:am3d="http://schemas.microsoft.com/office/drawing/2017/model3d" xmlns:o="urn:schemas-microsoft-com:office:office" xmlns:oel="http://schemas.microsoft.com/office/2019/extlst" xmlns:r="http://schemas.openxmlformats.org/officeDocument/2006/relationships" xmlns:m="http://schemas.openxmlformats.org/officeDocument/2006/math" xmlns:v="urn:schemas-microsoft-com:vml" xmlns:wp14="http://schemas.microsoft.com/office/word/2010/wordprocessingDrawing" xmlns:wp="http://schemas.openxmlformats.org/drawingml/2006/wordprocessingDrawing" xmlns:w10="urn:schemas-microsoft-com:office:word" xmlns:w="http://schemas.openxmlformats.org/wordprocessingml/2006/main" xmlns:w14="http://schemas.microsoft.com/office/word/2010/wordml" xmlns:w15="http://schemas.microsoft.com/office/word/2012/wordml" xmlns:w16cex="http://schemas.microsoft.com/office/word/2018/wordml/cex" xmlns:w16cid="http://schemas.microsoft.com/office/word/2016/wordml/cid" xmlns:w16="http://schemas.microsoft.com/office/word/2018/wordml" xmlns:w16du="http://schemas.microsoft.com/office/word/2023/wordml/word16du" xmlns:w16sdtdh="http://schemas.microsoft.com/office/word/2020/wordml/sdtdatahash" xmlns:w16sdtfl="http://schemas.microsoft.com/office/word/2024/wordml/sdtformatlock" xmlns:w16se="http://schemas.microsoft.com/office/word/2015/wordml/symex" xmlns:wpg="http://schemas.microsoft.com/office/word/2010/wordprocessingGroup" xmlns:wpi="http://schemas.microsoft.com/office/word/2010/wordprocessingInk" xmlns:wne="http://schemas.microsoft.com/office/word/2006/wordml" xmlns:wps="http://schemas.microsoft.com/office/word/2010/wordprocessingShape" mc:Ignorable="w14 w15 w16se w16cid w16 w16cex w16sdtdh w16sdtfl w16du wp14">
+  <w:endnote w:type="separator" w:id="-1">
+    <w:p>
+      <w:pPr>
+        <w:spacing w:after="0" w:line="240" w:lineRule="auto"/>
+      </w:pPr>
+      <w:r>
+        <w:separator/>
+      </w:r>
+    </w:p>
+  </w:endnote>
+  <w:endnote w:type="continuationSeparator" w:id="0">
+    <w:p>
+      <w:pPr>
+        <w:spacing w:after="0" w:line="240" w:lineRule="auto"/>
+      </w:pPr>
+      <w:r>
+        <w:continuationSeparator/>
+      </w:r>
+    </w:p>
+  </w:endnote>
+</w:endnotes>
 </file>
 
 <file path=word/footer1.xml><?xml version="1.0" encoding="utf-8"?>
-<w:ftr xmlns:w="http://schemas.openxmlformats.org/wordprocessingml/2006/main">
+<w:ftr xmlns:wpc="http://schemas.microsoft.com/office/word/2010/wordprocessingCanvas" xmlns:cx="http://schemas.microsoft.com/office/drawing/2014/chartex" xmlns:cx1="http://schemas.microsoft.com/office/drawing/2015/9/8/chartex" xmlns:cx2="http://schemas.microsoft.com/office/drawing/2015/10/21/chartex" xmlns:cx3="http://schemas.microsoft.com/office/drawing/2016/5/9/chartex" xmlns:cx4="http://schemas.microsoft.com/office/drawing/2016/5/10/chartex" xmlns:cx5="http://schemas.microsoft.com/office/drawing/2016/5/11/chartex" xmlns:cx6="http://schemas.microsoft.com/office/drawing/2016/5/12/chartex" xmlns:cx7="http://schemas.microsoft.com/office/drawing/2016/5/13/chartex" xmlns:cx8="http://schemas.microsoft.com/office/drawing/2016/5/14/chartex" xmlns:mc="http://schemas.openxmlformats.org/markup-compatibility/2006" xmlns:aink="http://schemas.microsoft.com/office/drawing/2016/ink" xmlns:am3d="http://schemas.microsoft.com/office/drawing/2017/model3d" xmlns:o="urn:schemas-microsoft-com:office:office" xmlns:oel="http://schemas.microsoft.com/office/2019/extlst" xmlns:r="http://schemas.openxmlformats.org/officeDocument/2006/relationships" xmlns:m="http://schemas.openxmlformats.org/officeDocument/2006/math" xmlns:v="urn:schemas-microsoft-com:vml" xmlns:wp14="http://schemas.microsoft.com/office/word/2010/wordprocessingDrawing" xmlns:wp="http://schemas.openxmlformats.org/drawingml/2006/wordprocessingDrawing" xmlns:w10="urn:schemas-microsoft-com:office:word" xmlns:w="http://schemas.openxmlformats.org/wordprocessingml/2006/main" xmlns:w14="http://schemas.microsoft.com/office/word/2010/wordml" xmlns:w15="http://schemas.microsoft.com/office/word/2012/wordml" xmlns:w16cex="http://schemas.microsoft.com/office/word/2018/wordml/cex" xmlns:w16cid="http://schemas.microsoft.com/office/word/2016/wordml/cid" xmlns:w16="http://schemas.microsoft.com/office/word/2018/wordml" xmlns:w16du="http://schemas.microsoft.com/office/word/2023/wordml/word16du" xmlns:w16sdtdh="http://schemas.microsoft.com/office/word/2020/wordml/sdtdatahash" xmlns:w16sdtfl="http://schemas.microsoft.com/office/word/2024/wordml/sdtformatlock" xmlns:w16se="http://schemas.microsoft.com/office/word/2015/wordml/symex" xmlns:wpg="http://schemas.microsoft.com/office/word/2010/wordprocessingGroup" xmlns:wpi="http://schemas.microsoft.com/office/word/2010/wordprocessingInk" xmlns:wne="http://schemas.microsoft.com/office/word/2006/wordml" xmlns:wps="http://schemas.microsoft.com/office/word/2010/wordprocessingShape" mc:Ignorable="w14 w15 w16se w16cid w16 w16cex w16sdtdh w16sdtfl w16du wp14">
   <w:p>
     <w:pPr>
       <w:jc w:val="center"/>
     </w:pPr>
     <w:r>
       <w:rPr>
-        <w:rFonts w:ascii="Calibri" w:hAnsi="Calibri" w:cs="Calibri"/>
         <w:sz w:val="18"/>
         <w:szCs w:val="18"/>
       </w:rPr>
@@ -102,7 +128,6 @@
     </w:r>
     <w:r>
       <w:rPr>
-        <w:rFonts w:ascii="Calibri" w:hAnsi="Calibri" w:cs="Calibri"/>
         <w:sz w:val="18"/>
         <w:szCs w:val="18"/>
       </w:rPr>
@@ -110,7 +135,21 @@
     </w:r>
     <w:r>
       <w:rPr>
-        <w:rFonts w:ascii="Calibri" w:hAnsi="Calibri" w:cs="Calibri"/>
+        <w:sz w:val="18"/>
+        <w:szCs w:val="18"/>
+      </w:rPr>
+      <w:fldChar w:fldCharType="separate"/>
+    </w:r>
+    <w:r>
+      <w:rPr>
+        <w:noProof/>
+        <w:sz w:val="18"/>
+        <w:szCs w:val="18"/>
+      </w:rPr>
+      <w:t>1</w:t>
+    </w:r>
+    <w:r>
+      <w:rPr>
         <w:sz w:val="18"/>
         <w:szCs w:val="18"/>
       </w:rPr>
@@ -121,18 +160,24 @@
 </file>
 
 <file path=word/footnotes.xml><?xml version="1.0" encoding="utf-8"?>
-<w:footnotes xmlns:w="http://schemas.openxmlformats.org/wordprocessingml/2006/main" xmlns:m="http://schemas.openxmlformats.org/officeDocument/2006/math" xmlns:r="http://schemas.openxmlformats.org/officeDocument/2006/relationships" xmlns:o="urn:schemas-microsoft-com:office:office" xmlns:v="urn:schemas-microsoft-com:vml" xmlns:w10="urn:schemas-microsoft-com:office:word" xmlns:a="http://schemas.openxmlformats.org/drawingml/2006/main" xmlns:pic="http://schemas.openxmlformats.org/drawingml/2006/picture" xmlns:wp="http://schemas.openxmlformats.org/drawingml/2006/wordprocessingDrawing">
-  <w:footnote w:type="continuationSeparator" w:id="0">
+<w:footnotes xmlns:wpc="http://schemas.microsoft.com/office/word/2010/wordprocessingCanvas" xmlns:cx="http://schemas.microsoft.com/office/drawing/2014/chartex" xmlns:cx1="http://schemas.microsoft.com/office/drawing/2015/9/8/chartex" xmlns:cx2="http://schemas.microsoft.com/office/drawing/2015/10/21/chartex" xmlns:cx3="http://schemas.microsoft.com/office/drawing/2016/5/9/chartex" xmlns:cx4="http://schemas.microsoft.com/office/drawing/2016/5/10/chartex" xmlns:cx5="http://schemas.microsoft.com/office/drawing/2016/5/11/chartex" xmlns:cx6="http://schemas.microsoft.com/office/drawing/2016/5/12/chartex" xmlns:cx7="http://schemas.microsoft.com/office/drawing/2016/5/13/chartex" xmlns:cx8="http://schemas.microsoft.com/office/drawing/2016/5/14/chartex" xmlns:mc="http://schemas.openxmlformats.org/markup-compatibility/2006" xmlns:aink="http://schemas.microsoft.com/office/drawing/2016/ink" xmlns:am3d="http://schemas.microsoft.com/office/drawing/2017/model3d" xmlns:o="urn:schemas-microsoft-com:office:office" xmlns:oel="http://schemas.microsoft.com/office/2019/extlst" xmlns:r="http://schemas.openxmlformats.org/officeDocument/2006/relationships" xmlns:m="http://schemas.openxmlformats.org/officeDocument/2006/math" xmlns:v="urn:schemas-microsoft-com:vml" xmlns:wp14="http://schemas.microsoft.com/office/word/2010/wordprocessingDrawing" xmlns:wp="http://schemas.openxmlformats.org/drawingml/2006/wordprocessingDrawing" xmlns:w10="urn:schemas-microsoft-com:office:word" xmlns:w="http://schemas.openxmlformats.org/wordprocessingml/2006/main" xmlns:w14="http://schemas.microsoft.com/office/word/2010/wordml" xmlns:w15="http://schemas.microsoft.com/office/word/2012/wordml" xmlns:w16cex="http://schemas.microsoft.com/office/word/2018/wordml/cex" xmlns:w16cid="http://schemas.microsoft.com/office/word/2016/wordml/cid" xmlns:w16="http://schemas.microsoft.com/office/word/2018/wordml" xmlns:w16du="http://schemas.microsoft.com/office/word/2023/wordml/word16du" xmlns:w16sdtdh="http://schemas.microsoft.com/office/word/2020/wordml/sdtdatahash" xmlns:w16sdtfl="http://schemas.microsoft.com/office/word/2024/wordml/sdtformatlock" xmlns:w16se="http://schemas.microsoft.com/office/word/2015/wordml/symex" xmlns:wpg="http://schemas.microsoft.com/office/word/2010/wordprocessingGroup" xmlns:wpi="http://schemas.microsoft.com/office/word/2010/wordprocessingInk" xmlns:wne="http://schemas.microsoft.com/office/word/2006/wordml" xmlns:wps="http://schemas.microsoft.com/office/word/2010/wordprocessingShape" mc:Ignorable="w14 w15 w16se w16cid w16 w16cex w16sdtdh w16sdtfl w16du wp14">
+  <w:footnote w:type="separator" w:id="-1">
     <w:p>
+      <w:pPr>
+        <w:spacing w:after="0" w:line="240" w:lineRule="auto"/>
+      </w:pPr>
       <w:r>
-        <w:continuationSeparator/>
+        <w:separator/>
       </w:r>
     </w:p>
   </w:footnote>
-  <w:footnote w:type="separator" w:id="-1">
+  <w:footnote w:type="continuationSeparator" w:id="0">
     <w:p>
+      <w:pPr>
+        <w:spacing w:after="0" w:line="240" w:lineRule="auto"/>
+      </w:pPr>
       <w:r>
-        <w:separator/>
+        <w:continuationSeparator/>
       </w:r>
     </w:p>
   </w:footnote>
@@ -140,8 +185,8 @@
 </file>
 
 <file path=word/numbering.xml><?xml version="1.0" encoding="utf-8"?>
-<w:numbering xmlns:aink="http://schemas.microsoft.com/office/drawing/2016/ink" xmlns:am3d="http://schemas.microsoft.com/office/drawing/2017/model3d" xmlns:cx="http://schemas.microsoft.com/office/drawing/2014/chartex" xmlns:cx1="http://schemas.microsoft.com/office/drawing/2015/9/8/chartex" xmlns:cx2="http://schemas.microsoft.com/office/drawing/2015/10/21/chartex" xmlns:cx3="http://schemas.microsoft.com/office/drawing/2016/5/9/chartex" xmlns:cx4="http://schemas.microsoft.com/office/drawing/2016/5/10/chartex" xmlns:cx5="http://schemas.microsoft.com/office/drawing/2016/5/11/chartex" xmlns:cx6="http://schemas.microsoft.com/office/drawing/2016/5/12/chartex" xmlns:cx7="http://schemas.microsoft.com/office/drawing/2016/5/13/chartex" xmlns:cx8="http://schemas.microsoft.com/office/drawing/2016/5/14/chartex" xmlns:m="http://schemas.openxmlformats.org/officeDocument/2006/math" xmlns:mc="http://schemas.openxmlformats.org/markup-compatibility/2006" xmlns:o="urn:schemas-microsoft-com:office:office" xmlns:r="http://schemas.openxmlformats.org/officeDocument/2006/relationships" xmlns:v="urn:schemas-microsoft-com:vml" xmlns:w="http://schemas.openxmlformats.org/wordprocessingml/2006/main" xmlns:w10="urn:schemas-microsoft-com:office:word" xmlns:w14="http://schemas.microsoft.com/office/word/2010/wordml" xmlns:w15="http://schemas.microsoft.com/office/word/2012/wordml" xmlns:w16="http://schemas.microsoft.com/office/word/2018/wordml" xmlns:w16cex="http://schemas.microsoft.com/office/word/2018/wordml/cex" xmlns:w16cid="http://schemas.microsoft.com/office/word/2016/wordml/cid" xmlns:w16se="http://schemas.microsoft.com/office/word/2015/wordml/symex" xmlns:wne="http://schemas.microsoft.com/office/word/2006/wordml" xmlns:wp="http://schemas.openxmlformats.org/drawingml/2006/wordprocessingDrawing" xmlns:wp14="http://schemas.microsoft.com/office/word/2010/wordprocessingDrawing" xmlns:wpc="http://schemas.microsoft.com/office/word/2010/wordprocessingCanvas" xmlns:wpg="http://schemas.microsoft.com/office/word/2010/wordprocessingGroup" xmlns:wpi="http://schemas.microsoft.com/office/word/2010/wordprocessingInk" xmlns:wps="http://schemas.microsoft.com/office/word/2010/wordprocessingShape" mc:Ignorable="w14 w15 w16se w16cid w16 w16cex wp14">
-  <w:abstractNum w15:restartNumberingAfterBreak="0" w:abstractNumId="0">
+<w:numbering xmlns:wpc="http://schemas.microsoft.com/office/word/2010/wordprocessingCanvas" xmlns:cx="http://schemas.microsoft.com/office/drawing/2014/chartex" xmlns:cx1="http://schemas.microsoft.com/office/drawing/2015/9/8/chartex" xmlns:cx2="http://schemas.microsoft.com/office/drawing/2015/10/21/chartex" xmlns:cx3="http://schemas.microsoft.com/office/drawing/2016/5/9/chartex" xmlns:cx4="http://schemas.microsoft.com/office/drawing/2016/5/10/chartex" xmlns:cx5="http://schemas.microsoft.com/office/drawing/2016/5/11/chartex" xmlns:cx6="http://schemas.microsoft.com/office/drawing/2016/5/12/chartex" xmlns:cx7="http://schemas.microsoft.com/office/drawing/2016/5/13/chartex" xmlns:cx8="http://schemas.microsoft.com/office/drawing/2016/5/14/chartex" xmlns:mc="http://schemas.openxmlformats.org/markup-compatibility/2006" xmlns:aink="http://schemas.microsoft.com/office/drawing/2016/ink" xmlns:am3d="http://schemas.microsoft.com/office/drawing/2017/model3d" xmlns:o="urn:schemas-microsoft-com:office:office" xmlns:oel="http://schemas.microsoft.com/office/2019/extlst" xmlns:r="http://schemas.openxmlformats.org/officeDocument/2006/relationships" xmlns:m="http://schemas.openxmlformats.org/officeDocument/2006/math" xmlns:v="urn:schemas-microsoft-com:vml" xmlns:wp14="http://schemas.microsoft.com/office/word/2010/wordprocessingDrawing" xmlns:wp="http://schemas.openxmlformats.org/drawingml/2006/wordprocessingDrawing" xmlns:w10="urn:schemas-microsoft-com:office:word" xmlns:w="http://schemas.openxmlformats.org/wordprocessingml/2006/main" xmlns:w14="http://schemas.microsoft.com/office/word/2010/wordml" xmlns:w15="http://schemas.microsoft.com/office/word/2012/wordml" xmlns:w16cex="http://schemas.microsoft.com/office/word/2018/wordml/cex" xmlns:w16cid="http://schemas.microsoft.com/office/word/2016/wordml/cid" xmlns:w16="http://schemas.microsoft.com/office/word/2018/wordml" xmlns:w16du="http://schemas.microsoft.com/office/word/2023/wordml/word16du" xmlns:w16sdtdh="http://schemas.microsoft.com/office/word/2020/wordml/sdtdatahash" xmlns:w16sdtfl="http://schemas.microsoft.com/office/word/2024/wordml/sdtformatlock" xmlns:w16se="http://schemas.microsoft.com/office/word/2015/wordml/symex" xmlns:wpg="http://schemas.microsoft.com/office/word/2010/wordprocessingGroup" xmlns:wpi="http://schemas.microsoft.com/office/word/2010/wordprocessingInk" xmlns:wne="http://schemas.microsoft.com/office/word/2006/wordml" xmlns:wps="http://schemas.microsoft.com/office/word/2010/wordprocessingShape" mc:Ignorable="w14 w15 w16se w16cid w16 w16cex w16sdtdh w16sdtfl w16du wp14">
+  <w:abstractNum w:abstractNumId="0" w15:restartNumberingAfterBreak="0">
     <w:nsid w:val="FFFFFF7C"/>
     <w:multiLevelType w:val="singleLevel"/>
     <w:tmpl w:val="104EF7A0"/>
@@ -152,13 +197,13 @@
       <w:lvlJc w:val="left"/>
       <w:pPr>
         <w:tabs>
-          <w:tab w:pos="1492" w:val="num"/>
+          <w:tab w:val="num" w:pos="1492"/>
         </w:tabs>
-        <w:ind w:hanging="360" w:left="1492"/>
+        <w:ind w:left="1492" w:hanging="360"/>
       </w:pPr>
     </w:lvl>
   </w:abstractNum>
-  <w:abstractNum w15:restartNumberingAfterBreak="0" w:abstractNumId="1">
+  <w:abstractNum w:abstractNumId="1" w15:restartNumberingAfterBreak="0">
     <w:nsid w:val="FFFFFF7D"/>
     <w:multiLevelType w:val="singleLevel"/>
     <w:tmpl w:val="5DF61BE8"/>
@@ -169,13 +214,13 @@
       <w:lvlJc w:val="left"/>
       <w:pPr>
         <w:tabs>
-          <w:tab w:pos="1209" w:val="num"/>
+          <w:tab w:val="num" w:pos="1209"/>
         </w:tabs>
-        <w:ind w:hanging="360" w:left="1209"/>
+        <w:ind w:left="1209" w:hanging="360"/>
       </w:pPr>
     </w:lvl>
   </w:abstractNum>
-  <w:abstractNum w15:restartNumberingAfterBreak="0" w:abstractNumId="2">
+  <w:abstractNum w:abstractNumId="2" w15:restartNumberingAfterBreak="0">
     <w:nsid w:val="FFFFFF7E"/>
     <w:multiLevelType w:val="singleLevel"/>
     <w:tmpl w:val="E3C8EDA2"/>
@@ -186,13 +231,13 @@
       <w:lvlJc w:val="left"/>
       <w:pPr>
         <w:tabs>
-          <w:tab w:pos="926" w:val="num"/>
+          <w:tab w:val="num" w:pos="926"/>
         </w:tabs>
-        <w:ind w:hanging="360" w:left="926"/>
+        <w:ind w:left="926" w:hanging="360"/>
       </w:pPr>
     </w:lvl>
   </w:abstractNum>
-  <w:abstractNum w15:restartNumberingAfterBreak="0" w:abstractNumId="3">
+  <w:abstractNum w:abstractNumId="3" w15:restartNumberingAfterBreak="0">
     <w:nsid w:val="FFFFFF7F"/>
     <w:multiLevelType w:val="singleLevel"/>
     <w:tmpl w:val="07B4EC26"/>
@@ -203,13 +248,13 @@
       <w:lvlJc w:val="left"/>
       <w:pPr>
         <w:tabs>
-          <w:tab w:pos="643" w:val="num"/>
+          <w:tab w:val="num" w:pos="643"/>
         </w:tabs>
-        <w:ind w:hanging="360" w:left="643"/>
+        <w:ind w:left="643" w:hanging="360"/>
       </w:pPr>
     </w:lvl>
   </w:abstractNum>
-  <w:abstractNum w15:restartNumberingAfterBreak="0" w:abstractNumId="4">
+  <w:abstractNum w:abstractNumId="4" w15:restartNumberingAfterBreak="0">
     <w:nsid w:val="FFFFFF80"/>
     <w:multiLevelType w:val="singleLevel"/>
     <w:tmpl w:val="65980CF6"/>
@@ -220,16 +265,16 @@
       <w:lvlJc w:val="left"/>
       <w:pPr>
         <w:tabs>
-          <w:tab w:pos="1492" w:val="num"/>
+          <w:tab w:val="num" w:pos="1492"/>
         </w:tabs>
-        <w:ind w:hanging="360" w:left="1492"/>
+        <w:ind w:left="1492" w:hanging="360"/>
       </w:pPr>
       <w:rPr>
         <w:rFonts w:ascii="Symbol" w:hAnsi="Symbol" w:hint="default"/>
       </w:rPr>
     </w:lvl>
   </w:abstractNum>
-  <w:abstractNum w15:restartNumberingAfterBreak="0" w:abstractNumId="5">
+  <w:abstractNum w:abstractNumId="5" w15:restartNumberingAfterBreak="0">
     <w:nsid w:val="FFFFFF81"/>
     <w:multiLevelType w:val="singleLevel"/>
     <w:tmpl w:val="9AC871C8"/>
@@ -240,16 +285,16 @@
       <w:lvlJc w:val="left"/>
       <w:pPr>
         <w:tabs>
-          <w:tab w:pos="1209" w:val="num"/>
+          <w:tab w:val="num" w:pos="1209"/>
         </w:tabs>
-        <w:ind w:hanging="360" w:left="1209"/>
+        <w:ind w:left="1209" w:hanging="360"/>
       </w:pPr>
       <w:rPr>
         <w:rFonts w:ascii="Symbol" w:hAnsi="Symbol" w:hint="default"/>
       </w:rPr>
     </w:lvl>
   </w:abstractNum>
-  <w:abstractNum w15:restartNumberingAfterBreak="0" w:abstractNumId="6">
+  <w:abstractNum w:abstractNumId="6" w15:restartNumberingAfterBreak="0">
     <w:nsid w:val="FFFFFF82"/>
     <w:multiLevelType w:val="singleLevel"/>
     <w:tmpl w:val="91D6550C"/>
@@ -260,16 +305,16 @@
       <w:lvlJc w:val="left"/>
       <w:pPr>
         <w:tabs>
-          <w:tab w:pos="926" w:val="num"/>
+          <w:tab w:val="num" w:pos="926"/>
         </w:tabs>
-        <w:ind w:hanging="360" w:left="926"/>
+        <w:ind w:left="926" w:hanging="360"/>
       </w:pPr>
       <w:rPr>
         <w:rFonts w:ascii="Symbol" w:hAnsi="Symbol" w:hint="default"/>
       </w:rPr>
     </w:lvl>
   </w:abstractNum>
-  <w:abstractNum w15:restartNumberingAfterBreak="0" w:abstractNumId="7">
+  <w:abstractNum w:abstractNumId="7" w15:restartNumberingAfterBreak="0">
     <w:nsid w:val="FFFFFF83"/>
     <w:multiLevelType w:val="singleLevel"/>
     <w:tmpl w:val="04A0D122"/>
@@ -280,16 +325,16 @@
       <w:lvlJc w:val="left"/>
       <w:pPr>
         <w:tabs>
-          <w:tab w:pos="643" w:val="num"/>
+          <w:tab w:val="num" w:pos="643"/>
         </w:tabs>
-        <w:ind w:hanging="360" w:left="643"/>
+        <w:ind w:left="643" w:hanging="360"/>
       </w:pPr>
       <w:rPr>
         <w:rFonts w:ascii="Symbol" w:hAnsi="Symbol" w:hint="default"/>
       </w:rPr>
     </w:lvl>
   </w:abstractNum>
-  <w:abstractNum w15:restartNumberingAfterBreak="0" w:abstractNumId="8">
+  <w:abstractNum w:abstractNumId="8" w15:restartNumberingAfterBreak="0">
     <w:nsid w:val="FFFFFF88"/>
     <w:multiLevelType w:val="singleLevel"/>
     <w:tmpl w:val="0420B0F4"/>
@@ -300,13 +345,13 @@
       <w:lvlJc w:val="left"/>
       <w:pPr>
         <w:tabs>
-          <w:tab w:pos="360" w:val="num"/>
+          <w:tab w:val="num" w:pos="360"/>
         </w:tabs>
-        <w:ind w:hanging="360" w:left="360"/>
+        <w:ind w:left="360" w:hanging="360"/>
       </w:pPr>
     </w:lvl>
   </w:abstractNum>
-  <w:abstractNum w15:restartNumberingAfterBreak="0" w:abstractNumId="9">
+  <w:abstractNum w:abstractNumId="9" w15:restartNumberingAfterBreak="0">
     <w:nsid w:val="FFFFFF89"/>
     <w:multiLevelType w:val="singleLevel"/>
     <w:tmpl w:val="AEB61BA0"/>
@@ -317,16 +362,93 @@
       <w:lvlJc w:val="left"/>
       <w:pPr>
         <w:tabs>
-          <w:tab w:pos="360" w:val="num"/>
+          <w:tab w:val="num" w:pos="360"/>
         </w:tabs>
-        <w:ind w:hanging="360" w:left="360"/>
+        <w:ind w:left="360" w:hanging="360"/>
       </w:pPr>
       <w:rPr>
         <w:rFonts w:ascii="Symbol" w:hAnsi="Symbol" w:hint="default"/>
       </w:rPr>
     </w:lvl>
   </w:abstractNum>
-  <w:abstractNum w15:restartNumberingAfterBreak="0" w:abstractNumId="10">
+  <w:abstractNum w:abstractNumId="10" w15:restartNumberingAfterBreak="0">
+    <w:nsid w:val="0000A990"/>
+    <w:multiLevelType w:val="multilevel"/>
+    <w:tmpl w:val="952E896E"/>
+    <w:lvl w:ilvl="0">
+      <w:numFmt w:val="bullet"/>
+      <w:lvlText w:val=" "/>
+      <w:lvlJc w:val="left"/>
+      <w:pPr>
+        <w:ind w:left="720" w:hanging="360"/>
+      </w:pPr>
+    </w:lvl>
+    <w:lvl w:ilvl="1">
+      <w:numFmt w:val="bullet"/>
+      <w:lvlText w:val=" "/>
+      <w:lvlJc w:val="left"/>
+      <w:pPr>
+        <w:ind w:left="1440" w:hanging="360"/>
+      </w:pPr>
+    </w:lvl>
+    <w:lvl w:ilvl="2">
+      <w:numFmt w:val="bullet"/>
+      <w:lvlText w:val=" "/>
+      <w:lvlJc w:val="left"/>
+      <w:pPr>
+        <w:ind w:left="2160" w:hanging="360"/>
+      </w:pPr>
+    </w:lvl>
+    <w:lvl w:ilvl="3">
+      <w:numFmt w:val="bullet"/>
+      <w:lvlText w:val=" "/>
+      <w:lvlJc w:val="left"/>
+      <w:pPr>
+        <w:ind w:left="2880" w:hanging="360"/>
+      </w:pPr>
+    </w:lvl>
+    <w:lvl w:ilvl="4">
+      <w:numFmt w:val="bullet"/>
+      <w:lvlText w:val=" "/>
+      <w:lvlJc w:val="left"/>
+      <w:pPr>
+        <w:ind w:left="3600" w:hanging="360"/>
+      </w:pPr>
+    </w:lvl>
+    <w:lvl w:ilvl="5">
+      <w:numFmt w:val="bullet"/>
+      <w:lvlText w:val=" "/>
+      <w:lvlJc w:val="left"/>
+      <w:pPr>
+        <w:ind w:left="4320" w:hanging="360"/>
+      </w:pPr>
+    </w:lvl>
+    <w:lvl w:ilvl="6">
+      <w:numFmt w:val="bullet"/>
+      <w:lvlText w:val=" "/>
+      <w:lvlJc w:val="left"/>
+      <w:pPr>
+        <w:ind w:left="5040" w:hanging="360"/>
+      </w:pPr>
+    </w:lvl>
+    <w:lvl w:ilvl="7">
+      <w:numFmt w:val="bullet"/>
+      <w:lvlText w:val=" "/>
+      <w:lvlJc w:val="left"/>
+      <w:pPr>
+        <w:ind w:left="5760" w:hanging="360"/>
+      </w:pPr>
+    </w:lvl>
+    <w:lvl w:ilvl="8">
+      <w:numFmt w:val="bullet"/>
+      <w:lvlText w:val=" "/>
+      <w:lvlJc w:val="left"/>
+      <w:pPr>
+        <w:ind w:left="6480" w:hanging="360"/>
+      </w:pPr>
+    </w:lvl>
+  </w:abstractNum>
+  <w:abstractNum w:abstractNumId="11" w15:restartNumberingAfterBreak="0">
     <w:nsid w:val="0D604BE7"/>
     <w:multiLevelType w:val="multilevel"/>
     <w:tmpl w:val="E370D45C"/>
@@ -336,7 +458,7 @@
       <w:lvlText w:val="%1."/>
       <w:lvlJc w:val="left"/>
       <w:pPr>
-        <w:ind w:hanging="360" w:left="360"/>
+        <w:ind w:left="360" w:hanging="360"/>
       </w:pPr>
       <w:rPr>
         <w:rFonts w:hint="default"/>
@@ -348,7 +470,7 @@
       <w:lvlText w:val="%1.%2."/>
       <w:lvlJc w:val="left"/>
       <w:pPr>
-        <w:ind w:hanging="432" w:left="792"/>
+        <w:ind w:left="792" w:hanging="432"/>
       </w:pPr>
       <w:rPr>
         <w:rFonts w:hint="default"/>
@@ -360,7 +482,7 @@
       <w:lvlText w:val="%1.%2.%3."/>
       <w:lvlJc w:val="left"/>
       <w:pPr>
-        <w:ind w:firstLine="0" w:left="0"/>
+        <w:ind w:left="0" w:firstLine="0"/>
       </w:pPr>
       <w:rPr>
         <w:rFonts w:hint="default"/>
@@ -373,7 +495,7 @@
       <w:lvlText w:val="%1.%2.%3.%4."/>
       <w:lvlJc w:val="left"/>
       <w:pPr>
-        <w:ind w:hanging="648" w:left="1728"/>
+        <w:ind w:left="1728" w:hanging="648"/>
       </w:pPr>
       <w:rPr>
         <w:rFonts w:hint="default"/>
@@ -385,7 +507,7 @@
       <w:lvlText w:val="%1.%2.%3.%4.%5."/>
       <w:lvlJc w:val="left"/>
       <w:pPr>
-        <w:ind w:hanging="792" w:left="2232"/>
+        <w:ind w:left="2232" w:hanging="792"/>
       </w:pPr>
       <w:rPr>
         <w:rFonts w:hint="default"/>
@@ -397,7 +519,7 @@
       <w:lvlText w:val="%1.%2.%3.%4.%5.%6."/>
       <w:lvlJc w:val="left"/>
       <w:pPr>
-        <w:ind w:hanging="936" w:left="2736"/>
+        <w:ind w:left="2736" w:hanging="936"/>
       </w:pPr>
       <w:rPr>
         <w:rFonts w:hint="default"/>
@@ -409,7 +531,7 @@
       <w:lvlText w:val="%1.%2.%3.%4.%5.%6.%7."/>
       <w:lvlJc w:val="left"/>
       <w:pPr>
-        <w:ind w:hanging="1080" w:left="3240"/>
+        <w:ind w:left="3240" w:hanging="1080"/>
       </w:pPr>
       <w:rPr>
         <w:rFonts w:hint="default"/>
@@ -421,7 +543,7 @@
       <w:lvlText w:val="%1.%2.%3.%4.%5.%6.%7.%8."/>
       <w:lvlJc w:val="left"/>
       <w:pPr>
-        <w:ind w:hanging="1224" w:left="3744"/>
+        <w:ind w:left="3744" w:hanging="1224"/>
       </w:pPr>
       <w:rPr>
         <w:rFonts w:hint="default"/>
@@ -433,14 +555,14 @@
       <w:lvlText w:val="%1.%2.%3.%4.%5.%6.%7.%8.%9."/>
       <w:lvlJc w:val="left"/>
       <w:pPr>
-        <w:ind w:hanging="1440" w:left="4320"/>
+        <w:ind w:left="4320" w:hanging="1440"/>
       </w:pPr>
       <w:rPr>
         <w:rFonts w:hint="default"/>
       </w:rPr>
     </w:lvl>
   </w:abstractNum>
-  <w:abstractNum w15:restartNumberingAfterBreak="0" w:abstractNumId="11">
+  <w:abstractNum w:abstractNumId="12" w15:restartNumberingAfterBreak="0">
     <w:nsid w:val="2249770E"/>
     <w:multiLevelType w:val="multilevel"/>
     <w:tmpl w:val="1A7ED402"/>
@@ -450,7 +572,7 @@
       <w:lvlText w:val="%1."/>
       <w:lvlJc w:val="left"/>
       <w:pPr>
-        <w:ind w:hanging="360" w:left="360"/>
+        <w:ind w:left="360" w:hanging="360"/>
       </w:pPr>
       <w:rPr>
         <w:rFonts w:hint="default"/>
@@ -462,7 +584,7 @@
       <w:lvlText w:val="%1.%2."/>
       <w:lvlJc w:val="left"/>
       <w:pPr>
-        <w:ind w:firstLine="0" w:left="0"/>
+        <w:ind w:left="0" w:firstLine="0"/>
       </w:pPr>
       <w:rPr>
         <w:rFonts w:hint="default"/>
@@ -474,7 +596,7 @@
       <w:lvlText w:val="%1.%2.%3."/>
       <w:lvlJc w:val="left"/>
       <w:pPr>
-        <w:ind w:firstLine="0" w:left="0"/>
+        <w:ind w:left="0" w:firstLine="0"/>
       </w:pPr>
       <w:rPr>
         <w:rFonts w:hint="default"/>
@@ -486,7 +608,7 @@
       <w:lvlText w:val="%1.%2.%3.%4."/>
       <w:lvlJc w:val="left"/>
       <w:pPr>
-        <w:ind w:hanging="648" w:left="1728"/>
+        <w:ind w:left="1728" w:hanging="648"/>
       </w:pPr>
       <w:rPr>
         <w:rFonts w:hint="default"/>
@@ -499,7 +621,7 @@
       <w:lvlText w:val="%1.%2.%3.%4.%5."/>
       <w:lvlJc w:val="left"/>
       <w:pPr>
-        <w:ind w:firstLine="0" w:left="0"/>
+        <w:ind w:left="0" w:firstLine="0"/>
       </w:pPr>
       <w:rPr>
         <w:rFonts w:hint="default"/>
@@ -511,7 +633,7 @@
       <w:lvlText w:val="%1.%2.%3.%4.%5.%6."/>
       <w:lvlJc w:val="left"/>
       <w:pPr>
-        <w:ind w:hanging="936" w:left="2736"/>
+        <w:ind w:left="2736" w:hanging="936"/>
       </w:pPr>
       <w:rPr>
         <w:rFonts w:hint="default"/>
@@ -523,7 +645,7 @@
       <w:lvlText w:val="%1.%2.%3.%4.%5.%6.%7."/>
       <w:lvlJc w:val="left"/>
       <w:pPr>
-        <w:ind w:hanging="1080" w:left="3240"/>
+        <w:ind w:left="3240" w:hanging="1080"/>
       </w:pPr>
       <w:rPr>
         <w:rFonts w:hint="default"/>
@@ -535,7 +657,7 @@
       <w:lvlText w:val="%1.%2.%3.%4.%5.%6.%7.%8."/>
       <w:lvlJc w:val="left"/>
       <w:pPr>
-        <w:ind w:hanging="1224" w:left="3744"/>
+        <w:ind w:left="3744" w:hanging="1224"/>
       </w:pPr>
       <w:rPr>
         <w:rFonts w:hint="default"/>
@@ -547,14 +669,14 @@
       <w:lvlText w:val="%1.%2.%3.%4.%5.%6.%7.%8.%9."/>
       <w:lvlJc w:val="left"/>
       <w:pPr>
-        <w:ind w:hanging="1440" w:left="4320"/>
+        <w:ind w:left="4320" w:hanging="1440"/>
       </w:pPr>
       <w:rPr>
         <w:rFonts w:hint="default"/>
       </w:rPr>
     </w:lvl>
   </w:abstractNum>
-  <w:abstractNum w15:restartNumberingAfterBreak="0" w:abstractNumId="12">
+  <w:abstractNum w:abstractNumId="13" w15:restartNumberingAfterBreak="0">
     <w:nsid w:val="2C1AE401"/>
     <w:multiLevelType w:val="multilevel"/>
     <w:tmpl w:val="0270ED22"/>
@@ -564,9 +686,9 @@
       <w:lvlJc w:val="left"/>
       <w:pPr>
         <w:tabs>
-          <w:tab w:pos="0" w:val="num"/>
+          <w:tab w:val="num" w:pos="0"/>
         </w:tabs>
-        <w:ind w:hanging="480" w:left="480"/>
+        <w:ind w:left="480" w:hanging="480"/>
       </w:pPr>
     </w:lvl>
     <w:lvl w:ilvl="1">
@@ -575,9 +697,9 @@
       <w:lvlJc w:val="left"/>
       <w:pPr>
         <w:tabs>
-          <w:tab w:pos="720" w:val="num"/>
+          <w:tab w:val="num" w:pos="720"/>
         </w:tabs>
-        <w:ind w:hanging="480" w:left="1200"/>
+        <w:ind w:left="1200" w:hanging="480"/>
       </w:pPr>
     </w:lvl>
     <w:lvl w:ilvl="2">
@@ -586,9 +708,9 @@
       <w:lvlJc w:val="left"/>
       <w:pPr>
         <w:tabs>
-          <w:tab w:pos="1440" w:val="num"/>
+          <w:tab w:val="num" w:pos="1440"/>
         </w:tabs>
-        <w:ind w:hanging="480" w:left="1920"/>
+        <w:ind w:left="1920" w:hanging="480"/>
       </w:pPr>
     </w:lvl>
     <w:lvl w:ilvl="3">
@@ -597,9 +719,9 @@
       <w:lvlJc w:val="left"/>
       <w:pPr>
         <w:tabs>
-          <w:tab w:pos="2160" w:val="num"/>
+          <w:tab w:val="num" w:pos="2160"/>
         </w:tabs>
-        <w:ind w:hanging="480" w:left="2640"/>
+        <w:ind w:left="2640" w:hanging="480"/>
       </w:pPr>
     </w:lvl>
     <w:lvl w:ilvl="4">
@@ -608,9 +730,9 @@
       <w:lvlJc w:val="left"/>
       <w:pPr>
         <w:tabs>
-          <w:tab w:pos="2880" w:val="num"/>
+          <w:tab w:val="num" w:pos="2880"/>
         </w:tabs>
-        <w:ind w:hanging="480" w:left="3360"/>
+        <w:ind w:left="3360" w:hanging="480"/>
       </w:pPr>
     </w:lvl>
     <w:lvl w:ilvl="5">
@@ -619,9 +741,9 @@
       <w:lvlJc w:val="left"/>
       <w:pPr>
         <w:tabs>
-          <w:tab w:pos="3600" w:val="num"/>
+          <w:tab w:val="num" w:pos="3600"/>
         </w:tabs>
-        <w:ind w:hanging="480" w:left="4080"/>
+        <w:ind w:left="4080" w:hanging="480"/>
       </w:pPr>
     </w:lvl>
     <w:lvl w:ilvl="6">
@@ -630,9 +752,9 @@
       <w:lvlJc w:val="left"/>
       <w:pPr>
         <w:tabs>
-          <w:tab w:pos="4320" w:val="num"/>
+          <w:tab w:val="num" w:pos="4320"/>
         </w:tabs>
-        <w:ind w:hanging="480" w:left="4800"/>
+        <w:ind w:left="4800" w:hanging="480"/>
       </w:pPr>
     </w:lvl>
     <w:lvl w:ilvl="7">
@@ -641,9 +763,9 @@
       <w:lvlJc w:val="left"/>
       <w:pPr>
         <w:tabs>
-          <w:tab w:pos="5040" w:val="num"/>
+          <w:tab w:val="num" w:pos="5040"/>
         </w:tabs>
-        <w:ind w:hanging="480" w:left="5520"/>
+        <w:ind w:left="5520" w:hanging="480"/>
       </w:pPr>
     </w:lvl>
     <w:lvl w:ilvl="8">
@@ -652,13 +774,13 @@
       <w:lvlJc w:val="left"/>
       <w:pPr>
         <w:tabs>
-          <w:tab w:pos="5760" w:val="num"/>
+          <w:tab w:val="num" w:pos="5760"/>
         </w:tabs>
-        <w:ind w:hanging="480" w:left="6240"/>
+        <w:ind w:left="6240" w:hanging="480"/>
       </w:pPr>
     </w:lvl>
   </w:abstractNum>
-  <w:abstractNum w15:restartNumberingAfterBreak="0" w:abstractNumId="13">
+  <w:abstractNum w:abstractNumId="14" w15:restartNumberingAfterBreak="0">
     <w:nsid w:val="33115D79"/>
     <w:multiLevelType w:val="multilevel"/>
     <w:tmpl w:val="E8A8FC9E"/>
@@ -668,7 +790,7 @@
       <w:lvlText w:val="%1."/>
       <w:lvlJc w:val="left"/>
       <w:pPr>
-        <w:ind w:hanging="360" w:left="360"/>
+        <w:ind w:left="360" w:hanging="360"/>
       </w:pPr>
       <w:rPr>
         <w:rFonts w:hint="default"/>
@@ -680,7 +802,7 @@
       <w:lvlText w:val="%1.%2."/>
       <w:lvlJc w:val="left"/>
       <w:pPr>
-        <w:ind w:hanging="792" w:left="792"/>
+        <w:ind w:left="792" w:hanging="792"/>
       </w:pPr>
       <w:rPr>
         <w:rFonts w:hint="default"/>
@@ -692,7 +814,7 @@
       <w:lvlText w:val="%1.%2.%3."/>
       <w:lvlJc w:val="left"/>
       <w:pPr>
-        <w:ind w:hanging="504" w:left="1224"/>
+        <w:ind w:left="1224" w:hanging="504"/>
       </w:pPr>
       <w:rPr>
         <w:rFonts w:hint="default"/>
@@ -704,7 +826,7 @@
       <w:lvlText w:val="%1.%2.%3.%4."/>
       <w:lvlJc w:val="left"/>
       <w:pPr>
-        <w:ind w:hanging="648" w:left="1728"/>
+        <w:ind w:left="1728" w:hanging="648"/>
       </w:pPr>
       <w:rPr>
         <w:rFonts w:hint="default"/>
@@ -716,7 +838,7 @@
       <w:lvlText w:val="%1.%2.%3.%4.%5."/>
       <w:lvlJc w:val="left"/>
       <w:pPr>
-        <w:ind w:hanging="792" w:left="2232"/>
+        <w:ind w:left="2232" w:hanging="792"/>
       </w:pPr>
       <w:rPr>
         <w:rFonts w:hint="default"/>
@@ -728,7 +850,7 @@
       <w:lvlText w:val="%1.%2.%3.%4.%5.%6."/>
       <w:lvlJc w:val="left"/>
       <w:pPr>
-        <w:ind w:hanging="936" w:left="2736"/>
+        <w:ind w:left="2736" w:hanging="936"/>
       </w:pPr>
       <w:rPr>
         <w:rFonts w:hint="default"/>
@@ -740,7 +862,7 @@
       <w:lvlText w:val="%1.%2.%3.%4.%5.%6.%7."/>
       <w:lvlJc w:val="left"/>
       <w:pPr>
-        <w:ind w:hanging="1080" w:left="3240"/>
+        <w:ind w:left="3240" w:hanging="1080"/>
       </w:pPr>
       <w:rPr>
         <w:rFonts w:hint="default"/>
@@ -752,7 +874,7 @@
       <w:lvlText w:val="%1.%2.%3.%4.%5.%6.%7.%8."/>
       <w:lvlJc w:val="left"/>
       <w:pPr>
-        <w:ind w:hanging="1224" w:left="3744"/>
+        <w:ind w:left="3744" w:hanging="1224"/>
       </w:pPr>
       <w:rPr>
         <w:rFonts w:hint="default"/>
@@ -764,14 +886,14 @@
       <w:lvlText w:val="%1.%2.%3.%4.%5.%6.%7.%8.%9."/>
       <w:lvlJc w:val="left"/>
       <w:pPr>
-        <w:ind w:hanging="1440" w:left="4320"/>
+        <w:ind w:left="4320" w:hanging="1440"/>
       </w:pPr>
       <w:rPr>
         <w:rFonts w:hint="default"/>
       </w:rPr>
     </w:lvl>
   </w:abstractNum>
-  <w:abstractNum w15:restartNumberingAfterBreak="0" w:abstractNumId="14">
+  <w:abstractNum w:abstractNumId="15" w15:restartNumberingAfterBreak="0">
     <w:nsid w:val="43821DD0"/>
     <w:multiLevelType w:val="multilevel"/>
     <w:tmpl w:val="7B225552"/>
@@ -781,7 +903,7 @@
       <w:lvlText w:val="%1."/>
       <w:lvlJc w:val="left"/>
       <w:pPr>
-        <w:ind w:hanging="360" w:left="360"/>
+        <w:ind w:left="360" w:hanging="360"/>
       </w:pPr>
       <w:rPr>
         <w:rFonts w:hint="default"/>
@@ -793,7 +915,7 @@
       <w:lvlText w:val="%1.%2."/>
       <w:lvlJc w:val="left"/>
       <w:pPr>
-        <w:ind w:firstLine="0" w:left="0"/>
+        <w:ind w:left="0" w:firstLine="0"/>
       </w:pPr>
       <w:rPr>
         <w:rFonts w:hint="default"/>
@@ -805,7 +927,7 @@
       <w:lvlText w:val="%1.%2.%3."/>
       <w:lvlJc w:val="left"/>
       <w:pPr>
-        <w:ind w:firstLine="0" w:left="0"/>
+        <w:ind w:left="0" w:firstLine="0"/>
       </w:pPr>
       <w:rPr>
         <w:rFonts w:hint="default"/>
@@ -817,7 +939,7 @@
       <w:lvlText w:val="%1.%2.%3.%4."/>
       <w:lvlJc w:val="left"/>
       <w:pPr>
-        <w:ind w:hanging="648" w:left="1728"/>
+        <w:ind w:left="1728" w:hanging="648"/>
       </w:pPr>
       <w:rPr>
         <w:rFonts w:hint="default"/>
@@ -830,7 +952,7 @@
       <w:lvlText w:val="%1.%2.%3.%4.%5."/>
       <w:lvlJc w:val="left"/>
       <w:pPr>
-        <w:ind w:firstLine="0" w:left="0"/>
+        <w:ind w:left="0" w:firstLine="0"/>
       </w:pPr>
       <w:rPr>
         <w:rFonts w:hint="default"/>
@@ -842,7 +964,7 @@
       <w:lvlText w:val="%1.%2.%3.%4.%5.%6."/>
       <w:lvlJc w:val="left"/>
       <w:pPr>
-        <w:ind w:hanging="936" w:left="2736"/>
+        <w:ind w:left="2736" w:hanging="936"/>
       </w:pPr>
       <w:rPr>
         <w:rFonts w:hint="default"/>
@@ -854,7 +976,7 @@
       <w:lvlText w:val="%1.%2.%3.%4.%5.%6.%7."/>
       <w:lvlJc w:val="left"/>
       <w:pPr>
-        <w:ind w:hanging="1080" w:left="3240"/>
+        <w:ind w:left="3240" w:hanging="1080"/>
       </w:pPr>
       <w:rPr>
         <w:rFonts w:hint="default"/>
@@ -866,7 +988,7 @@
       <w:lvlText w:val="%1.%2.%3.%4.%5.%6.%7.%8."/>
       <w:lvlJc w:val="left"/>
       <w:pPr>
-        <w:ind w:hanging="1224" w:left="3744"/>
+        <w:ind w:left="3744" w:hanging="1224"/>
       </w:pPr>
       <w:rPr>
         <w:rFonts w:hint="default"/>
@@ -878,14 +1000,14 @@
       <w:lvlText w:val="%1.%2.%3.%4.%5.%6.%7.%8.%9."/>
       <w:lvlJc w:val="left"/>
       <w:pPr>
-        <w:ind w:hanging="1440" w:left="4320"/>
+        <w:ind w:left="4320" w:hanging="1440"/>
       </w:pPr>
       <w:rPr>
         <w:rFonts w:hint="default"/>
       </w:rPr>
     </w:lvl>
   </w:abstractNum>
-  <w:abstractNum w15:restartNumberingAfterBreak="0" w:abstractNumId="15">
+  <w:abstractNum w:abstractNumId="16" w15:restartNumberingAfterBreak="0">
     <w:nsid w:val="52F37786"/>
     <w:multiLevelType w:val="multilevel"/>
     <w:tmpl w:val="71762330"/>
@@ -895,7 +1017,7 @@
       <w:lvlText w:val="%1."/>
       <w:lvlJc w:val="left"/>
       <w:pPr>
-        <w:ind w:hanging="360" w:left="360"/>
+        <w:ind w:left="360" w:hanging="360"/>
       </w:pPr>
       <w:rPr>
         <w:rFonts w:hint="default"/>
@@ -907,7 +1029,7 @@
       <w:lvlText w:val="%1.%2."/>
       <w:lvlJc w:val="left"/>
       <w:pPr>
-        <w:ind w:hanging="792" w:left="792"/>
+        <w:ind w:left="792" w:hanging="792"/>
       </w:pPr>
       <w:rPr>
         <w:rFonts w:hint="default"/>
@@ -919,7 +1041,7 @@
       <w:lvlText w:val="%1.%2.%3."/>
       <w:lvlJc w:val="left"/>
       <w:pPr>
-        <w:ind w:firstLine="0" w:left="0"/>
+        <w:ind w:left="0" w:firstLine="0"/>
       </w:pPr>
       <w:rPr>
         <w:rFonts w:hint="default"/>
@@ -931,7 +1053,7 @@
       <w:lvlText w:val="%1.%2.%3.%4."/>
       <w:lvlJc w:val="left"/>
       <w:pPr>
-        <w:ind w:hanging="648" w:left="1728"/>
+        <w:ind w:left="1728" w:hanging="648"/>
       </w:pPr>
       <w:rPr>
         <w:rFonts w:hint="default"/>
@@ -943,7 +1065,7 @@
       <w:lvlText w:val="%1.%2.%3.%4.%5."/>
       <w:lvlJc w:val="left"/>
       <w:pPr>
-        <w:ind w:hanging="792" w:left="2232"/>
+        <w:ind w:left="2232" w:hanging="792"/>
       </w:pPr>
       <w:rPr>
         <w:rFonts w:hint="default"/>
@@ -955,7 +1077,7 @@
       <w:lvlText w:val="%1.%2.%3.%4.%5.%6."/>
       <w:lvlJc w:val="left"/>
       <w:pPr>
-        <w:ind w:hanging="936" w:left="2736"/>
+        <w:ind w:left="2736" w:hanging="936"/>
       </w:pPr>
       <w:rPr>
         <w:rFonts w:hint="default"/>
@@ -967,7 +1089,7 @@
       <w:lvlText w:val="%1.%2.%3.%4.%5.%6.%7."/>
       <w:lvlJc w:val="left"/>
       <w:pPr>
-        <w:ind w:hanging="1080" w:left="3240"/>
+        <w:ind w:left="3240" w:hanging="1080"/>
       </w:pPr>
       <w:rPr>
         <w:rFonts w:hint="default"/>
@@ -979,7 +1101,7 @@
       <w:lvlText w:val="%1.%2.%3.%4.%5.%6.%7.%8."/>
       <w:lvlJc w:val="left"/>
       <w:pPr>
-        <w:ind w:hanging="1224" w:left="3744"/>
+        <w:ind w:left="3744" w:hanging="1224"/>
       </w:pPr>
       <w:rPr>
         <w:rFonts w:hint="default"/>
@@ -991,14 +1113,14 @@
       <w:lvlText w:val="%1.%2.%3.%4.%5.%6.%7.%8.%9."/>
       <w:lvlJc w:val="left"/>
       <w:pPr>
-        <w:ind w:hanging="1440" w:left="4320"/>
+        <w:ind w:left="4320" w:hanging="1440"/>
       </w:pPr>
       <w:rPr>
         <w:rFonts w:hint="default"/>
       </w:rPr>
     </w:lvl>
   </w:abstractNum>
-  <w:abstractNum w15:restartNumberingAfterBreak="0" w:abstractNumId="16">
+  <w:abstractNum w:abstractNumId="17" w15:restartNumberingAfterBreak="0">
     <w:nsid w:val="59A71C36"/>
     <w:multiLevelType w:val="multilevel"/>
     <w:tmpl w:val="041D001D"/>
@@ -1008,7 +1130,7 @@
       <w:lvlText w:val="%1)"/>
       <w:lvlJc w:val="left"/>
       <w:pPr>
-        <w:ind w:hanging="360" w:left="360"/>
+        <w:ind w:left="360" w:hanging="360"/>
       </w:pPr>
     </w:lvl>
     <w:lvl w:ilvl="1">
@@ -1017,7 +1139,7 @@
       <w:lvlText w:val="%2)"/>
       <w:lvlJc w:val="left"/>
       <w:pPr>
-        <w:ind w:hanging="360" w:left="720"/>
+        <w:ind w:left="720" w:hanging="360"/>
       </w:pPr>
     </w:lvl>
     <w:lvl w:ilvl="2">
@@ -1026,7 +1148,7 @@
       <w:lvlText w:val="%3)"/>
       <w:lvlJc w:val="left"/>
       <w:pPr>
-        <w:ind w:hanging="360" w:left="1080"/>
+        <w:ind w:left="1080" w:hanging="360"/>
       </w:pPr>
     </w:lvl>
     <w:lvl w:ilvl="3">
@@ -1035,7 +1157,7 @@
       <w:lvlText w:val="(%4)"/>
       <w:lvlJc w:val="left"/>
       <w:pPr>
-        <w:ind w:hanging="360" w:left="1440"/>
+        <w:ind w:left="1440" w:hanging="360"/>
       </w:pPr>
     </w:lvl>
     <w:lvl w:ilvl="4">
@@ -1044,7 +1166,7 @@
       <w:lvlText w:val="(%5)"/>
       <w:lvlJc w:val="left"/>
       <w:pPr>
-        <w:ind w:hanging="360" w:left="1800"/>
+        <w:ind w:left="1800" w:hanging="360"/>
       </w:pPr>
     </w:lvl>
     <w:lvl w:ilvl="5">
@@ -1053,7 +1175,7 @@
       <w:lvlText w:val="(%6)"/>
       <w:lvlJc w:val="left"/>
       <w:pPr>
-        <w:ind w:hanging="360" w:left="2160"/>
+        <w:ind w:left="2160" w:hanging="360"/>
       </w:pPr>
     </w:lvl>
     <w:lvl w:ilvl="6">
@@ -1062,7 +1184,7 @@
       <w:lvlText w:val="%7."/>
       <w:lvlJc w:val="left"/>
       <w:pPr>
-        <w:ind w:hanging="360" w:left="2520"/>
+        <w:ind w:left="2520" w:hanging="360"/>
       </w:pPr>
     </w:lvl>
     <w:lvl w:ilvl="7">
@@ -1071,7 +1193,7 @@
       <w:lvlText w:val="%8."/>
       <w:lvlJc w:val="left"/>
       <w:pPr>
-        <w:ind w:hanging="360" w:left="2880"/>
+        <w:ind w:left="2880" w:hanging="360"/>
       </w:pPr>
     </w:lvl>
     <w:lvl w:ilvl="8">
@@ -1080,11 +1202,11 @@
       <w:lvlText w:val="%9."/>
       <w:lvlJc w:val="left"/>
       <w:pPr>
-        <w:ind w:hanging="360" w:left="3240"/>
+        <w:ind w:left="3240" w:hanging="360"/>
       </w:pPr>
     </w:lvl>
   </w:abstractNum>
-  <w:abstractNum w15:restartNumberingAfterBreak="0" w:abstractNumId="17">
+  <w:abstractNum w:abstractNumId="18" w15:restartNumberingAfterBreak="0">
     <w:nsid w:val="5BDD67D8"/>
     <w:multiLevelType w:val="multilevel"/>
     <w:tmpl w:val="523C2084"/>
@@ -1094,7 +1216,7 @@
       <w:lvlText w:val="%1."/>
       <w:lvlJc w:val="left"/>
       <w:pPr>
-        <w:ind w:hanging="360" w:left="360"/>
+        <w:ind w:left="360" w:hanging="360"/>
       </w:pPr>
       <w:rPr>
         <w:rFonts w:hint="default"/>
@@ -1106,7 +1228,7 @@
       <w:lvlText w:val="%1.%2."/>
       <w:lvlJc w:val="left"/>
       <w:pPr>
-        <w:ind w:firstLine="0" w:left="0"/>
+        <w:ind w:left="0" w:firstLine="0"/>
       </w:pPr>
       <w:rPr>
         <w:rFonts w:hint="default"/>
@@ -1118,7 +1240,7 @@
       <w:lvlText w:val="%1.%2.%3."/>
       <w:lvlJc w:val="left"/>
       <w:pPr>
-        <w:ind w:firstLine="0" w:left="0"/>
+        <w:ind w:left="0" w:firstLine="0"/>
       </w:pPr>
       <w:rPr>
         <w:rFonts w:hint="default"/>
@@ -1130,7 +1252,7 @@
       <w:lvlText w:val="%1.%2.%3.%4."/>
       <w:lvlJc w:val="left"/>
       <w:pPr>
-        <w:ind w:hanging="648" w:left="1728"/>
+        <w:ind w:left="1728" w:hanging="648"/>
       </w:pPr>
       <w:rPr>
         <w:rFonts w:hint="default"/>
@@ -1142,7 +1264,7 @@
       <w:lvlText w:val="%1.%2.%3.%4.%5."/>
       <w:lvlJc w:val="left"/>
       <w:pPr>
-        <w:ind w:firstLine="0" w:left="0"/>
+        <w:ind w:left="0" w:firstLine="0"/>
       </w:pPr>
       <w:rPr>
         <w:rFonts w:hint="default"/>
@@ -1154,7 +1276,7 @@
       <w:lvlText w:val="%1.%2.%3.%4.%5.%6."/>
       <w:lvlJc w:val="left"/>
       <w:pPr>
-        <w:ind w:hanging="936" w:left="2736"/>
+        <w:ind w:left="2736" w:hanging="936"/>
       </w:pPr>
       <w:rPr>
         <w:rFonts w:hint="default"/>
@@ -1166,7 +1288,7 @@
       <w:lvlText w:val="%1.%2.%3.%4.%5.%6.%7."/>
       <w:lvlJc w:val="left"/>
       <w:pPr>
-        <w:ind w:hanging="1080" w:left="3240"/>
+        <w:ind w:left="3240" w:hanging="1080"/>
       </w:pPr>
       <w:rPr>
         <w:rFonts w:hint="default"/>
@@ -1178,7 +1300,7 @@
       <w:lvlText w:val="%1.%2.%3.%4.%5.%6.%7.%8."/>
       <w:lvlJc w:val="left"/>
       <w:pPr>
-        <w:ind w:hanging="1224" w:left="3744"/>
+        <w:ind w:left="3744" w:hanging="1224"/>
       </w:pPr>
       <w:rPr>
         <w:rFonts w:hint="default"/>
@@ -1190,14 +1312,14 @@
       <w:lvlText w:val="%1.%2.%3.%4.%5.%6.%7.%8.%9."/>
       <w:lvlJc w:val="left"/>
       <w:pPr>
-        <w:ind w:hanging="1440" w:left="4320"/>
+        <w:ind w:left="4320" w:hanging="1440"/>
       </w:pPr>
       <w:rPr>
         <w:rFonts w:hint="default"/>
       </w:rPr>
     </w:lvl>
   </w:abstractNum>
-  <w:abstractNum w15:restartNumberingAfterBreak="0" w:abstractNumId="18">
+  <w:abstractNum w:abstractNumId="19" w15:restartNumberingAfterBreak="0">
     <w:nsid w:val="5C2D7F5A"/>
     <w:multiLevelType w:val="multilevel"/>
     <w:tmpl w:val="64523AF8"/>
@@ -1207,7 +1329,7 @@
       <w:lvlText w:val="%1."/>
       <w:lvlJc w:val="left"/>
       <w:pPr>
-        <w:ind w:hanging="360" w:left="360"/>
+        <w:ind w:left="360" w:hanging="360"/>
       </w:pPr>
       <w:rPr>
         <w:rFonts w:hint="default"/>
@@ -1219,7 +1341,7 @@
       <w:lvlText w:val="%1.%2."/>
       <w:lvlJc w:val="left"/>
       <w:pPr>
-        <w:ind w:firstLine="0" w:left="0"/>
+        <w:ind w:left="0" w:firstLine="0"/>
       </w:pPr>
       <w:rPr>
         <w:rFonts w:hint="default"/>
@@ -1231,7 +1353,7 @@
       <w:lvlText w:val="%1.%2.%3."/>
       <w:lvlJc w:val="left"/>
       <w:pPr>
-        <w:ind w:firstLine="0" w:left="0"/>
+        <w:ind w:left="0" w:firstLine="0"/>
       </w:pPr>
       <w:rPr>
         <w:rFonts w:hint="default"/>
@@ -1243,7 +1365,7 @@
       <w:lvlText w:val="%1.%2.%3.%4."/>
       <w:lvlJc w:val="left"/>
       <w:pPr>
-        <w:ind w:hanging="648" w:left="1728"/>
+        <w:ind w:left="1728" w:hanging="648"/>
       </w:pPr>
       <w:rPr>
         <w:rFonts w:hint="default"/>
@@ -1255,7 +1377,7 @@
       <w:lvlText w:val="%1.%2.%3.%4.%5."/>
       <w:lvlJc w:val="left"/>
       <w:pPr>
-        <w:ind w:hanging="792" w:left="2232"/>
+        <w:ind w:left="2232" w:hanging="792"/>
       </w:pPr>
       <w:rPr>
         <w:rFonts w:hint="default"/>
@@ -1267,7 +1389,7 @@
       <w:lvlText w:val="%1.%2.%3.%4.%5.%6."/>
       <w:lvlJc w:val="left"/>
       <w:pPr>
-        <w:ind w:hanging="936" w:left="2736"/>
+        <w:ind w:left="2736" w:hanging="936"/>
       </w:pPr>
       <w:rPr>
         <w:rFonts w:hint="default"/>
@@ -1279,7 +1401,7 @@
       <w:lvlText w:val="%1.%2.%3.%4.%5.%6.%7."/>
       <w:lvlJc w:val="left"/>
       <w:pPr>
-        <w:ind w:hanging="1080" w:left="3240"/>
+        <w:ind w:left="3240" w:hanging="1080"/>
       </w:pPr>
       <w:rPr>
         <w:rFonts w:hint="default"/>
@@ -1291,7 +1413,7 @@
       <w:lvlText w:val="%1.%2.%3.%4.%5.%6.%7.%8."/>
       <w:lvlJc w:val="left"/>
       <w:pPr>
-        <w:ind w:hanging="1224" w:left="3744"/>
+        <w:ind w:left="3744" w:hanging="1224"/>
       </w:pPr>
       <w:rPr>
         <w:rFonts w:hint="default"/>
@@ -1303,14 +1425,14 @@
       <w:lvlText w:val="%1.%2.%3.%4.%5.%6.%7.%8.%9."/>
       <w:lvlJc w:val="left"/>
       <w:pPr>
-        <w:ind w:hanging="1440" w:left="4320"/>
+        <w:ind w:left="4320" w:hanging="1440"/>
       </w:pPr>
       <w:rPr>
         <w:rFonts w:hint="default"/>
       </w:rPr>
     </w:lvl>
   </w:abstractNum>
-  <w:abstractNum w15:restartNumberingAfterBreak="0" w:abstractNumId="19">
+  <w:abstractNum w:abstractNumId="20" w15:restartNumberingAfterBreak="0">
     <w:nsid w:val="66BC1588"/>
     <w:multiLevelType w:val="multilevel"/>
     <w:tmpl w:val="2208E102"/>
@@ -1321,7 +1443,7 @@
       <w:lvlText w:val="%1"/>
       <w:lvlJc w:val="left"/>
       <w:pPr>
-        <w:ind w:hanging="432" w:left="432"/>
+        <w:ind w:left="432" w:hanging="432"/>
       </w:pPr>
       <w:rPr>
         <w:rFonts w:hint="default"/>
@@ -1334,7 +1456,7 @@
       <w:lvlText w:val="%1.%2"/>
       <w:lvlJc w:val="left"/>
       <w:pPr>
-        <w:ind w:hanging="576" w:left="576"/>
+        <w:ind w:left="576" w:hanging="576"/>
       </w:pPr>
       <w:rPr>
         <w:rFonts w:hint="default"/>
@@ -1347,7 +1469,7 @@
       <w:lvlText w:val="%1.%2.%3"/>
       <w:lvlJc w:val="left"/>
       <w:pPr>
-        <w:ind w:hanging="720" w:left="720"/>
+        <w:ind w:left="720" w:hanging="720"/>
       </w:pPr>
       <w:rPr>
         <w:rFonts w:hint="default"/>
@@ -1361,7 +1483,7 @@
       <w:lvlText w:val="%1.%2.%3.%4"/>
       <w:lvlJc w:val="left"/>
       <w:pPr>
-        <w:ind w:hanging="864" w:left="864"/>
+        <w:ind w:left="864" w:hanging="864"/>
       </w:pPr>
       <w:rPr>
         <w:rFonts w:hint="default"/>
@@ -1374,7 +1496,7 @@
       <w:lvlText w:val="%1.%2.%3.%4.%5"/>
       <w:lvlJc w:val="left"/>
       <w:pPr>
-        <w:ind w:hanging="1008" w:left="1008"/>
+        <w:ind w:left="1008" w:hanging="1008"/>
       </w:pPr>
       <w:rPr>
         <w:rFonts w:hint="default"/>
@@ -1387,7 +1509,7 @@
       <w:lvlText w:val="%1.%2.%3.%4.%5.%6"/>
       <w:lvlJc w:val="left"/>
       <w:pPr>
-        <w:ind w:hanging="1152" w:left="1152"/>
+        <w:ind w:left="1152" w:hanging="1152"/>
       </w:pPr>
       <w:rPr>
         <w:rFonts w:hint="default"/>
@@ -1400,7 +1522,7 @@
       <w:lvlText w:val="%1.%2.%3.%4.%5.%6.%7"/>
       <w:lvlJc w:val="left"/>
       <w:pPr>
-        <w:ind w:hanging="1296" w:left="1296"/>
+        <w:ind w:left="1296" w:hanging="1296"/>
       </w:pPr>
       <w:rPr>
         <w:rFonts w:hint="default"/>
@@ -1413,7 +1535,7 @@
       <w:lvlText w:val="%1.%2.%3.%4.%5.%6.%7.%8"/>
       <w:lvlJc w:val="left"/>
       <w:pPr>
-        <w:ind w:hanging="1440" w:left="1440"/>
+        <w:ind w:left="1440" w:hanging="1440"/>
       </w:pPr>
       <w:rPr>
         <w:rFonts w:hint="default"/>
@@ -1426,14 +1548,14 @@
       <w:lvlText w:val="%1.%2.%3.%4.%5.%6.%7.%8.%9"/>
       <w:lvlJc w:val="left"/>
       <w:pPr>
-        <w:ind w:hanging="1584" w:left="1584"/>
+        <w:ind w:left="1584" w:hanging="1584"/>
       </w:pPr>
       <w:rPr>
         <w:rFonts w:hint="default"/>
       </w:rPr>
     </w:lvl>
   </w:abstractNum>
-  <w:abstractNum w15:restartNumberingAfterBreak="0" w:abstractNumId="20">
+  <w:abstractNum w:abstractNumId="21" w15:restartNumberingAfterBreak="0">
     <w:nsid w:val="6C1B047A"/>
     <w:multiLevelType w:val="multilevel"/>
     <w:tmpl w:val="041D001F"/>
@@ -1443,7 +1565,7 @@
       <w:lvlText w:val="%1."/>
       <w:lvlJc w:val="left"/>
       <w:pPr>
-        <w:ind w:hanging="360" w:left="360"/>
+        <w:ind w:left="360" w:hanging="360"/>
       </w:pPr>
     </w:lvl>
     <w:lvl w:ilvl="1">
@@ -1452,7 +1574,7 @@
       <w:lvlText w:val="%1.%2."/>
       <w:lvlJc w:val="left"/>
       <w:pPr>
-        <w:ind w:hanging="432" w:left="792"/>
+        <w:ind w:left="792" w:hanging="432"/>
       </w:pPr>
     </w:lvl>
     <w:lvl w:ilvl="2">
@@ -1461,7 +1583,7 @@
       <w:lvlText w:val="%1.%2.%3."/>
       <w:lvlJc w:val="left"/>
       <w:pPr>
-        <w:ind w:hanging="504" w:left="1224"/>
+        <w:ind w:left="1224" w:hanging="504"/>
       </w:pPr>
     </w:lvl>
     <w:lvl w:ilvl="3">
@@ -1470,7 +1592,7 @@
       <w:lvlText w:val="%1.%2.%3.%4."/>
       <w:lvlJc w:val="left"/>
       <w:pPr>
-        <w:ind w:hanging="648" w:left="1728"/>
+        <w:ind w:left="1728" w:hanging="648"/>
       </w:pPr>
     </w:lvl>
     <w:lvl w:ilvl="4">
@@ -1479,7 +1601,7 @@
       <w:lvlText w:val="%1.%2.%3.%4.%5."/>
       <w:lvlJc w:val="left"/>
       <w:pPr>
-        <w:ind w:hanging="792" w:left="2232"/>
+        <w:ind w:left="2232" w:hanging="792"/>
       </w:pPr>
     </w:lvl>
     <w:lvl w:ilvl="5">
@@ -1488,7 +1610,7 @@
       <w:lvlText w:val="%1.%2.%3.%4.%5.%6."/>
       <w:lvlJc w:val="left"/>
       <w:pPr>
-        <w:ind w:hanging="936" w:left="2736"/>
+        <w:ind w:left="2736" w:hanging="936"/>
       </w:pPr>
     </w:lvl>
     <w:lvl w:ilvl="6">
@@ -1497,7 +1619,7 @@
       <w:lvlText w:val="%1.%2.%3.%4.%5.%6.%7."/>
       <w:lvlJc w:val="left"/>
       <w:pPr>
-        <w:ind w:hanging="1080" w:left="3240"/>
+        <w:ind w:left="3240" w:hanging="1080"/>
       </w:pPr>
     </w:lvl>
     <w:lvl w:ilvl="7">
@@ -1506,7 +1628,7 @@
       <w:lvlText w:val="%1.%2.%3.%4.%5.%6.%7.%8."/>
       <w:lvlJc w:val="left"/>
       <w:pPr>
-        <w:ind w:hanging="1224" w:left="3744"/>
+        <w:ind w:left="3744" w:hanging="1224"/>
       </w:pPr>
     </w:lvl>
     <w:lvl w:ilvl="8">
@@ -1515,11 +1637,11 @@
       <w:lvlText w:val="%1.%2.%3.%4.%5.%6.%7.%8.%9."/>
       <w:lvlJc w:val="left"/>
       <w:pPr>
-        <w:ind w:hanging="1440" w:left="4320"/>
+        <w:ind w:left="4320" w:hanging="1440"/>
       </w:pPr>
     </w:lvl>
   </w:abstractNum>
-  <w:abstractNum w15:restartNumberingAfterBreak="0" w:abstractNumId="21">
+  <w:abstractNum w:abstractNumId="22" w15:restartNumberingAfterBreak="0">
     <w:nsid w:val="77A011CE"/>
     <w:multiLevelType w:val="multilevel"/>
     <w:tmpl w:val="535A1332"/>
@@ -1529,7 +1651,7 @@
       <w:lvlText w:val="%1."/>
       <w:lvlJc w:val="left"/>
       <w:pPr>
-        <w:ind w:hanging="360" w:left="360"/>
+        <w:ind w:left="360" w:hanging="360"/>
       </w:pPr>
       <w:rPr>
         <w:rFonts w:hint="default"/>
@@ -1541,7 +1663,7 @@
       <w:lvlText w:val="%1.%2."/>
       <w:lvlJc w:val="left"/>
       <w:pPr>
-        <w:ind w:firstLine="0" w:left="0"/>
+        <w:ind w:left="0" w:firstLine="0"/>
       </w:pPr>
       <w:rPr>
         <w:rFonts w:hint="default"/>
@@ -1553,7 +1675,7 @@
       <w:lvlText w:val="%1.%2.%3."/>
       <w:lvlJc w:val="left"/>
       <w:pPr>
-        <w:ind w:firstLine="0" w:left="0"/>
+        <w:ind w:left="0" w:firstLine="0"/>
       </w:pPr>
       <w:rPr>
         <w:rFonts w:hint="default"/>
@@ -1565,7 +1687,7 @@
       <w:lvlText w:val="%1.%2.%3.%4."/>
       <w:lvlJc w:val="left"/>
       <w:pPr>
-        <w:ind w:hanging="648" w:left="1728"/>
+        <w:ind w:left="1728" w:hanging="648"/>
       </w:pPr>
       <w:rPr>
         <w:rFonts w:hint="default"/>
@@ -1578,7 +1700,7 @@
       <w:lvlText w:val="%1.%2.%3.%4.%5."/>
       <w:lvlJc w:val="left"/>
       <w:pPr>
-        <w:ind w:firstLine="0" w:left="0"/>
+        <w:ind w:left="0" w:firstLine="0"/>
       </w:pPr>
       <w:rPr>
         <w:rFonts w:hint="default"/>
@@ -1590,7 +1712,7 @@
       <w:lvlText w:val="%1.%2.%3.%4.%5.%6."/>
       <w:lvlJc w:val="left"/>
       <w:pPr>
-        <w:ind w:hanging="936" w:left="2736"/>
+        <w:ind w:left="2736" w:hanging="936"/>
       </w:pPr>
       <w:rPr>
         <w:rFonts w:hint="default"/>
@@ -1602,7 +1724,7 @@
       <w:lvlText w:val="%1.%2.%3.%4.%5.%6.%7."/>
       <w:lvlJc w:val="left"/>
       <w:pPr>
-        <w:ind w:hanging="1080" w:left="3240"/>
+        <w:ind w:left="3240" w:hanging="1080"/>
       </w:pPr>
       <w:rPr>
         <w:rFonts w:hint="default"/>
@@ -1614,7 +1736,7 @@
       <w:lvlText w:val="%1.%2.%3.%4.%5.%6.%7.%8."/>
       <w:lvlJc w:val="left"/>
       <w:pPr>
-        <w:ind w:hanging="1224" w:left="3744"/>
+        <w:ind w:left="3744" w:hanging="1224"/>
       </w:pPr>
       <w:rPr>
         <w:rFonts w:hint="default"/>
@@ -1626,170 +1748,94 @@
       <w:lvlText w:val="%1.%2.%3.%4.%5.%6.%7.%8.%9."/>
       <w:lvlJc w:val="left"/>
       <w:pPr>
-        <w:ind w:hanging="1440" w:left="4320"/>
+        <w:ind w:left="4320" w:hanging="1440"/>
       </w:pPr>
       <w:rPr>
         <w:rFonts w:hint="default"/>
       </w:rPr>
     </w:lvl>
   </w:abstractNum>
-  <w:abstractNum w:abstractNumId="990">
-    <w:nsid w:val="0000A990"/>
-    <w:multiLevelType w:val="multilevel"/>
-    <w:lvl w:ilvl="0">
-      <w:numFmt w:val="bullet"/>
-      <w:lvlText w:val=" "/>
-      <w:lvlJc w:val="left"/>
-      <w:pPr>
-        <w:ind w:left="720" w:hanging="360"/>
-      </w:pPr>
-    </w:lvl>
-    <w:lvl w:ilvl="1">
-      <w:numFmt w:val="bullet"/>
-      <w:lvlText w:val=" "/>
-      <w:lvlJc w:val="left"/>
-      <w:pPr>
-        <w:ind w:left="1440" w:hanging="360"/>
-      </w:pPr>
-    </w:lvl>
-    <w:lvl w:ilvl="2">
-      <w:numFmt w:val="bullet"/>
-      <w:lvlText w:val=" "/>
-      <w:lvlJc w:val="left"/>
-      <w:pPr>
-        <w:ind w:left="2160" w:hanging="360"/>
-      </w:pPr>
-    </w:lvl>
-    <w:lvl w:ilvl="3">
-      <w:numFmt w:val="bullet"/>
-      <w:lvlText w:val=" "/>
-      <w:lvlJc w:val="left"/>
-      <w:pPr>
-        <w:ind w:left="2880" w:hanging="360"/>
-      </w:pPr>
-    </w:lvl>
-    <w:lvl w:ilvl="4">
-      <w:numFmt w:val="bullet"/>
-      <w:lvlText w:val=" "/>
-      <w:lvlJc w:val="left"/>
-      <w:pPr>
-        <w:ind w:left="3600" w:hanging="360"/>
-      </w:pPr>
-    </w:lvl>
-    <w:lvl w:ilvl="5">
-      <w:numFmt w:val="bullet"/>
-      <w:lvlText w:val=" "/>
-      <w:lvlJc w:val="left"/>
-      <w:pPr>
-        <w:ind w:left="4320" w:hanging="360"/>
-      </w:pPr>
-    </w:lvl>
-    <w:lvl w:ilvl="6">
-      <w:numFmt w:val="bullet"/>
-      <w:lvlText w:val=" "/>
-      <w:lvlJc w:val="left"/>
-      <w:pPr>
-        <w:ind w:left="5040" w:hanging="360"/>
-      </w:pPr>
-    </w:lvl>
-    <w:lvl w:ilvl="7">
-      <w:numFmt w:val="bullet"/>
-      <w:lvlText w:val=" "/>
-      <w:lvlJc w:val="left"/>
-      <w:pPr>
-        <w:ind w:left="5760" w:hanging="360"/>
-      </w:pPr>
-    </w:lvl>
-    <w:lvl w:ilvl="8">
-      <w:numFmt w:val="bullet"/>
-      <w:lvlText w:val=" "/>
-      <w:lvlJc w:val="left"/>
-      <w:pPr>
-        <w:ind w:left="6480" w:hanging="360"/>
-      </w:pPr>
-    </w:lvl>
-  </w:abstractNum>
-  <w:num w:numId="1">
+  <w:num w:numId="1" w16cid:durableId="1021903671">
+    <w:abstractNumId w:val="13"/>
+  </w:num>
+  <w:num w:numId="2" w16cid:durableId="1329865766">
     <w:abstractNumId w:val="12"/>
   </w:num>
-  <w:num w:numId="2">
+  <w:num w:numId="3" w16cid:durableId="2109421822">
+    <w:abstractNumId w:val="21"/>
+  </w:num>
+  <w:num w:numId="4" w16cid:durableId="354233532">
+    <w:abstractNumId w:val="14"/>
+  </w:num>
+  <w:num w:numId="5" w16cid:durableId="422646926">
+    <w:abstractNumId w:val="16"/>
+  </w:num>
+  <w:num w:numId="6" w16cid:durableId="2014915265">
+    <w:abstractNumId w:val="19"/>
+  </w:num>
+  <w:num w:numId="7" w16cid:durableId="715855404">
+    <w:abstractNumId w:val="18"/>
+  </w:num>
+  <w:num w:numId="8" w16cid:durableId="1283226396">
+    <w:abstractNumId w:val="4"/>
+  </w:num>
+  <w:num w:numId="9" w16cid:durableId="328407512">
+    <w:abstractNumId w:val="5"/>
+  </w:num>
+  <w:num w:numId="10" w16cid:durableId="32121397">
+    <w:abstractNumId w:val="6"/>
+  </w:num>
+  <w:num w:numId="11" w16cid:durableId="343820692">
+    <w:abstractNumId w:val="7"/>
+  </w:num>
+  <w:num w:numId="12" w16cid:durableId="1337077959">
+    <w:abstractNumId w:val="9"/>
+  </w:num>
+  <w:num w:numId="13" w16cid:durableId="1305891210">
+    <w:abstractNumId w:val="0"/>
+  </w:num>
+  <w:num w:numId="14" w16cid:durableId="1700164572">
+    <w:abstractNumId w:val="1"/>
+  </w:num>
+  <w:num w:numId="15" w16cid:durableId="1611431843">
+    <w:abstractNumId w:val="2"/>
+  </w:num>
+  <w:num w:numId="16" w16cid:durableId="1954558696">
+    <w:abstractNumId w:val="3"/>
+  </w:num>
+  <w:num w:numId="17" w16cid:durableId="128548341">
+    <w:abstractNumId w:val="8"/>
+  </w:num>
+  <w:num w:numId="18" w16cid:durableId="1101948974">
+    <w:abstractNumId w:val="22"/>
+  </w:num>
+  <w:num w:numId="19" w16cid:durableId="1592549334">
+    <w:abstractNumId w:val="20"/>
+  </w:num>
+  <w:num w:numId="20" w16cid:durableId="656572074">
+    <w:abstractNumId w:val="15"/>
+  </w:num>
+  <w:num w:numId="21" w16cid:durableId="739910497">
+    <w:abstractNumId w:val="17"/>
+  </w:num>
+  <w:num w:numId="22" w16cid:durableId="906190343">
     <w:abstractNumId w:val="11"/>
   </w:num>
-  <w:num w:numId="3">
-    <w:abstractNumId w:val="20"/>
-  </w:num>
-  <w:num w:numId="4">
-    <w:abstractNumId w:val="13"/>
-  </w:num>
-  <w:num w:numId="5">
-    <w:abstractNumId w:val="15"/>
-  </w:num>
-  <w:num w:numId="6">
-    <w:abstractNumId w:val="18"/>
-  </w:num>
-  <w:num w:numId="7">
-    <w:abstractNumId w:val="17"/>
-  </w:num>
-  <w:num w:numId="8">
-    <w:abstractNumId w:val="4"/>
-  </w:num>
-  <w:num w:numId="9">
-    <w:abstractNumId w:val="5"/>
-  </w:num>
-  <w:num w:numId="10">
-    <w:abstractNumId w:val="6"/>
-  </w:num>
-  <w:num w:numId="11">
-    <w:abstractNumId w:val="7"/>
-  </w:num>
-  <w:num w:numId="12">
-    <w:abstractNumId w:val="9"/>
-  </w:num>
-  <w:num w:numId="13">
-    <w:abstractNumId w:val="0"/>
-  </w:num>
-  <w:num w:numId="14">
-    <w:abstractNumId w:val="1"/>
-  </w:num>
-  <w:num w:numId="15">
-    <w:abstractNumId w:val="2"/>
-  </w:num>
-  <w:num w:numId="16">
-    <w:abstractNumId w:val="3"/>
-  </w:num>
-  <w:num w:numId="17">
-    <w:abstractNumId w:val="8"/>
-  </w:num>
-  <w:num w:numId="18">
-    <w:abstractNumId w:val="21"/>
-  </w:num>
-  <w:num w:numId="19">
-    <w:abstractNumId w:val="19"/>
-  </w:num>
-  <w:num w:numId="20">
-    <w:abstractNumId w:val="14"/>
-  </w:num>
-  <w:num w:numId="21">
-    <w:abstractNumId w:val="16"/>
-  </w:num>
-  <w:num w:numId="22">
+  <w:num w:numId="23" w16cid:durableId="1505362428">
     <w:abstractNumId w:val="10"/>
-  </w:num>
-  <w:num w:numId="1000">
-    <w:abstractNumId w:val="990"/>
   </w:num>
 </w:numbering>
 </file>
 
 <file path=word/styles.xml><?xml version="1.0" encoding="utf-8"?>
-<w:styles xmlns:mc="http://schemas.openxmlformats.org/markup-compatibility/2006" xmlns:r="http://schemas.openxmlformats.org/officeDocument/2006/relationships" xmlns:w="http://schemas.openxmlformats.org/wordprocessingml/2006/main" xmlns:w14="http://schemas.microsoft.com/office/word/2010/wordml" xmlns:w15="http://schemas.microsoft.com/office/word/2012/wordml" xmlns:w16="http://schemas.microsoft.com/office/word/2018/wordml" xmlns:w16cex="http://schemas.microsoft.com/office/word/2018/wordml/cex" xmlns:w16cid="http://schemas.microsoft.com/office/word/2016/wordml/cid" xmlns:w16se="http://schemas.microsoft.com/office/word/2015/wordml/symex" mc:Ignorable="w14 w15 w16se w16cid w16 w16cex">
+<w:styles xmlns:mc="http://schemas.openxmlformats.org/markup-compatibility/2006" xmlns:r="http://schemas.openxmlformats.org/officeDocument/2006/relationships" xmlns:w="http://schemas.openxmlformats.org/wordprocessingml/2006/main" xmlns:w14="http://schemas.microsoft.com/office/word/2010/wordml" xmlns:w15="http://schemas.microsoft.com/office/word/2012/wordml" xmlns:w16cex="http://schemas.microsoft.com/office/word/2018/wordml/cex" xmlns:w16cid="http://schemas.microsoft.com/office/word/2016/wordml/cid" xmlns:w16="http://schemas.microsoft.com/office/word/2018/wordml" xmlns:w16du="http://schemas.microsoft.com/office/word/2023/wordml/word16du" xmlns:w16sdtdh="http://schemas.microsoft.com/office/word/2020/wordml/sdtdatahash" xmlns:w16sdtfl="http://schemas.microsoft.com/office/word/2024/wordml/sdtformatlock" xmlns:w16se="http://schemas.microsoft.com/office/word/2015/wordml/symex" mc:Ignorable="w14 w15 w16se w16cid w16 w16cex w16sdtdh w16sdtfl w16du">
   <w:docDefaults>
     <w:rPrDefault>
       <w:rPr>
-        <w:rFonts w:asciiTheme="minorHAnsi" w:cstheme="minorBidi" w:eastAsiaTheme="minorHAnsi" w:hAnsiTheme="minorHAnsi"/>
+        <w:rFonts w:asciiTheme="minorHAnsi" w:eastAsiaTheme="minorHAnsi" w:hAnsiTheme="minorHAnsi" w:cstheme="minorBidi"/>
         <w:sz w:val="24"/>
         <w:szCs w:val="24"/>
-        <w:lang w:bidi="ar-SA" w:eastAsia="en-US" w:val="en-US"/>
+        <w:lang w:val="en-US" w:eastAsia="en-US" w:bidi="ar-SA"/>
       </w:rPr>
     </w:rPrDefault>
     <w:pPrDefault>
@@ -1798,7 +1844,7 @@
       </w:pPr>
     </w:pPrDefault>
   </w:docDefaults>
-  <w:latentStyles w:count="376" w:defLockedState="0" w:defQFormat="0" w:defSemiHidden="0" w:defUIPriority="0" w:defUnhideWhenUsed="0">
+  <w:latentStyles w:defLockedState="0" w:defUIPriority="0" w:defSemiHidden="0" w:defUnhideWhenUsed="0" w:defQFormat="0" w:count="376">
     <w:lsdException w:name="heading 6" w:semiHidden="1" w:unhideWhenUsed="1"/>
     <w:lsdException w:name="index 3" w:semiHidden="1" w:unhideWhenUsed="1"/>
     <w:lsdException w:name="index 4" w:semiHidden="1" w:unhideWhenUsed="1"/>
@@ -1882,6 +1928,7 @@
     <w:lsdException w:name="HTML Sample" w:semiHidden="1" w:unhideWhenUsed="1"/>
     <w:lsdException w:name="HTML Typewriter" w:semiHidden="1" w:unhideWhenUsed="1"/>
     <w:lsdException w:name="HTML Variable" w:semiHidden="1" w:unhideWhenUsed="1"/>
+    <w:lsdException w:name="Normal Table" w:semiHidden="1" w:unhideWhenUsed="1"/>
     <w:lsdException w:name="annotation subject" w:semiHidden="1" w:unhideWhenUsed="1"/>
     <w:lsdException w:name="No List" w:semiHidden="1" w:unhideWhenUsed="1"/>
     <w:lsdException w:name="Outline List 1" w:semiHidden="1" w:unhideWhenUsed="1"/>
@@ -1928,7 +1975,9 @@
     <w:lsdException w:name="Table Subtle 2" w:semiHidden="1" w:unhideWhenUsed="1"/>
     <w:lsdException w:name="Table Web 1" w:semiHidden="1" w:unhideWhenUsed="1"/>
     <w:lsdException w:name="Table Web 2" w:semiHidden="1" w:unhideWhenUsed="1"/>
+    <w:lsdException w:name="Table Web 3" w:semiHidden="1" w:unhideWhenUsed="1"/>
     <w:lsdException w:name="Balloon Text" w:semiHidden="1" w:unhideWhenUsed="1"/>
+    <w:lsdException w:name="Table Theme" w:semiHidden="1" w:unhideWhenUsed="1"/>
     <w:lsdException w:name="Placeholder Text" w:semiHidden="1"/>
     <w:lsdException w:name="Light Shading"/>
     <w:lsdException w:name="Light List"/>
@@ -1949,6 +1998,7 @@
     <w:lsdException w:name="Light Grid Accent 1"/>
     <w:lsdException w:name="Medium Shading 1 Accent 1"/>
     <w:lsdException w:name="Medium Shading 2 Accent 1"/>
+    <w:lsdException w:name="Medium List 1 Accent 1"/>
     <w:lsdException w:name="Revision" w:semiHidden="1"/>
     <w:lsdException w:name="Medium List 2 Accent 1"/>
     <w:lsdException w:name="Medium Grid 1 Accent 1"/>
@@ -2027,6 +2077,7 @@
     <w:lsdException w:name="Dark List Accent 6"/>
     <w:lsdException w:name="Colorful Shading Accent 6"/>
     <w:lsdException w:name="Colorful List Accent 6"/>
+    <w:lsdException w:name="Colorful Grid Accent 6"/>
     <w:lsdException w:name="Bibliography" w:semiHidden="1" w:unhideWhenUsed="1"/>
     <w:lsdException w:name="TOC Heading" w:semiHidden="1" w:unhideWhenUsed="1"/>
     <w:lsdException w:name="Grid Table 4" w:uiPriority="49"/>
@@ -2130,159 +2181,146 @@
     <w:lsdException w:name="Unresolved Mention" w:semiHidden="1" w:uiPriority="99" w:unhideWhenUsed="1"/>
     <w:lsdException w:name="Smart Link" w:semiHidden="1" w:uiPriority="99" w:unhideWhenUsed="1"/>
   </w:latentStyles>
-  <w:style w:default="1" w:styleId="Normal" w:type="paragraph">
+  <w:style w:type="paragraph" w:default="1" w:styleId="Normal">
     <w:name w:val="Normal"/>
     <w:qFormat/>
     <w:pPr>
+      <w:spacing w:after="160" w:line="276" w:lineRule="auto"/>
       <w:jc w:val="both"/>
-      <w:spacing w:after="160" w:line="276" w:lineRule="auto"/>
     </w:pPr>
     <w:rPr>
-      <w:rFonts w:ascii="Calibri" w:cs="Calibri" w:hAnsi="Calibri"/>
+      <w:rFonts w:ascii="Calibri" w:hAnsi="Calibri" w:cs="Calibri"/>
       <w:sz w:val="22"/>
       <w:szCs w:val="22"/>
     </w:rPr>
   </w:style>
-  <w:style w:styleId="Heading1" w:type="paragraph">
+  <w:style w:type="paragraph" w:styleId="Heading1">
     <w:name w:val="heading 1"/>
     <w:basedOn w:val="Normal"/>
     <w:next w:val="BodyText"/>
     <w:uiPriority w:val="9"/>
     <w:qFormat/>
     <w:pPr>
+      <w:keepNext/>
+      <w:keepLines/>
       <w:numPr>
-        <w:ilvl w:val="0"/>
         <w:numId w:val="19"/>
       </w:numPr>
-      <w:keepNext/>
-      <w:keepLines/>
-      <w:spacing w:after="120" w:before="480"/>
+      <w:spacing w:before="480" w:after="120"/>
       <w:outlineLvl w:val="0"/>
     </w:pPr>
     <w:rPr>
-      <w:rFonts w:ascii="Calibri" w:cs="Calibri" w:hAnsi="Calibri"/>
       <w:b/>
       <w:sz w:val="32"/>
       <w:szCs w:val="32"/>
     </w:rPr>
   </w:style>
-  <w:style w:styleId="Heading2" w:type="paragraph">
+  <w:style w:type="paragraph" w:styleId="Heading2">
     <w:name w:val="heading 2"/>
     <w:basedOn w:val="Normal"/>
     <w:next w:val="BodyText"/>
     <w:uiPriority w:val="9"/>
     <w:qFormat/>
     <w:pPr>
+      <w:keepNext/>
+      <w:keepLines/>
       <w:numPr>
         <w:ilvl w:val="1"/>
         <w:numId w:val="19"/>
       </w:numPr>
-      <w:keepNext/>
-      <w:keepLines/>
-      <w:spacing w:after="80" w:before="360"/>
+      <w:spacing w:before="360" w:after="80"/>
       <w:outlineLvl w:val="1"/>
     </w:pPr>
     <w:rPr>
-      <w:rFonts w:ascii="Calibri" w:cs="Calibri" w:hAnsi="Calibri"/>
       <w:b/>
       <w:sz w:val="26"/>
       <w:szCs w:val="26"/>
     </w:rPr>
   </w:style>
-  <w:style w:styleId="Heading3" w:type="paragraph">
+  <w:style w:type="paragraph" w:styleId="Heading3">
     <w:name w:val="heading 3"/>
     <w:basedOn w:val="Normal"/>
     <w:next w:val="BodyText"/>
     <w:uiPriority w:val="9"/>
     <w:qFormat/>
     <w:pPr>
+      <w:keepNext/>
+      <w:keepLines/>
       <w:numPr>
         <w:ilvl w:val="2"/>
         <w:numId w:val="19"/>
       </w:numPr>
-      <w:keepNext/>
-      <w:keepLines/>
-      <w:spacing w:after="60" w:before="280"/>
+      <w:spacing w:before="280" w:after="60"/>
       <w:outlineLvl w:val="2"/>
     </w:pPr>
     <w:rPr>
-      <w:rFonts w:ascii="Calibri" w:cs="Calibri" w:hAnsi="Calibri"/>
       <w:b/>
       <w:sz w:val="24"/>
       <w:szCs w:val="24"/>
     </w:rPr>
   </w:style>
-  <w:style w:styleId="Heading4" w:type="paragraph">
+  <w:style w:type="paragraph" w:styleId="Heading4">
     <w:name w:val="heading 4"/>
     <w:basedOn w:val="Normal"/>
     <w:next w:val="BodyText"/>
     <w:uiPriority w:val="9"/>
     <w:qFormat/>
     <w:pPr>
+      <w:keepNext/>
+      <w:keepLines/>
       <w:numPr>
         <w:ilvl w:val="3"/>
         <w:numId w:val="19"/>
       </w:numPr>
-      <w:keepNext/>
-      <w:keepLines/>
-      <w:spacing w:after="60" w:before="200"/>
+      <w:spacing w:before="200" w:after="60"/>
       <w:outlineLvl w:val="3"/>
     </w:pPr>
     <w:rPr>
-      <w:rFonts w:ascii="Calibri" w:cs="Calibri" w:hAnsi="Calibri"/>
       <w:b/>
       <w:i/>
-      <w:sz w:val="22"/>
-      <w:szCs w:val="22"/>
-    </w:rPr>
-  </w:style>
-  <w:style w:styleId="Heading5" w:type="paragraph">
+    </w:rPr>
+  </w:style>
+  <w:style w:type="paragraph" w:styleId="Heading5">
     <w:name w:val="heading 5"/>
     <w:basedOn w:val="Normal"/>
     <w:next w:val="BodyText"/>
     <w:uiPriority w:val="9"/>
     <w:qFormat/>
     <w:pPr>
+      <w:keepNext/>
+      <w:keepLines/>
       <w:numPr>
         <w:ilvl w:val="4"/>
         <w:numId w:val="19"/>
       </w:numPr>
-      <w:keepNext/>
-      <w:keepLines/>
-      <w:spacing w:after="40" w:before="160"/>
+      <w:spacing w:before="160" w:after="40"/>
       <w:outlineLvl w:val="4"/>
     </w:pPr>
     <w:rPr>
-      <w:rFonts w:ascii="Calibri" w:cs="Calibri" w:hAnsi="Calibri"/>
       <w:b/>
-      <w:sz w:val="22"/>
-      <w:szCs w:val="22"/>
-    </w:rPr>
-  </w:style>
-  <w:style w:styleId="Heading6" w:type="paragraph">
+    </w:rPr>
+  </w:style>
+  <w:style w:type="paragraph" w:styleId="Heading6">
     <w:name w:val="heading 6"/>
     <w:basedOn w:val="Normal"/>
     <w:next w:val="BodyText"/>
     <w:uiPriority w:val="9"/>
     <w:qFormat/>
     <w:pPr>
+      <w:keepNext/>
+      <w:keepLines/>
       <w:numPr>
         <w:ilvl w:val="5"/>
         <w:numId w:val="19"/>
       </w:numPr>
-      <w:keepNext/>
-      <w:keepLines/>
-      <w:spacing w:after="40" w:before="120"/>
+      <w:spacing w:before="120" w:after="40"/>
       <w:outlineLvl w:val="5"/>
     </w:pPr>
     <w:rPr>
-      <w:rFonts w:ascii="Calibri" w:cs="Calibri" w:hAnsi="Calibri"/>
       <w:i/>
-      <w:sz w:val="22"/>
-      <w:szCs w:val="22"/>
-    </w:rPr>
-  </w:style>
-  <w:style w:styleId="Heading7" w:type="paragraph">
+    </w:rPr>
+  </w:style>
+  <w:style w:type="paragraph" w:styleId="Heading7">
     <w:name w:val="heading 7"/>
     <w:basedOn w:val="Normal"/>
     <w:next w:val="BodyText"/>
@@ -2296,15 +2334,15 @@
         <w:ilvl w:val="6"/>
         <w:numId w:val="19"/>
       </w:numPr>
-      <w:spacing w:after="0" w:before="200"/>
+      <w:spacing w:before="200" w:after="0"/>
       <w:outlineLvl w:val="6"/>
     </w:pPr>
     <w:rPr>
-      <w:rFonts w:asciiTheme="majorHAnsi" w:cstheme="majorBidi" w:eastAsiaTheme="majorEastAsia" w:hAnsiTheme="majorHAnsi"/>
-      <w:color w:themeColor="accent1" w:val="4F81BD"/>
-    </w:rPr>
-  </w:style>
-  <w:style w:styleId="Heading8" w:type="paragraph">
+      <w:rFonts w:asciiTheme="majorHAnsi" w:eastAsiaTheme="majorEastAsia" w:hAnsiTheme="majorHAnsi" w:cstheme="majorBidi"/>
+      <w:color w:val="4F81BD" w:themeColor="accent1"/>
+    </w:rPr>
+  </w:style>
+  <w:style w:type="paragraph" w:styleId="Heading8">
     <w:name w:val="heading 8"/>
     <w:basedOn w:val="Normal"/>
     <w:next w:val="BodyText"/>
@@ -2318,15 +2356,15 @@
         <w:ilvl w:val="7"/>
         <w:numId w:val="19"/>
       </w:numPr>
-      <w:spacing w:after="0" w:before="200"/>
+      <w:spacing w:before="200" w:after="0"/>
       <w:outlineLvl w:val="7"/>
     </w:pPr>
     <w:rPr>
-      <w:rFonts w:asciiTheme="majorHAnsi" w:cstheme="majorBidi" w:eastAsiaTheme="majorEastAsia" w:hAnsiTheme="majorHAnsi"/>
-      <w:color w:themeColor="accent1" w:val="4F81BD"/>
-    </w:rPr>
-  </w:style>
-  <w:style w:styleId="Heading9" w:type="paragraph">
+      <w:rFonts w:asciiTheme="majorHAnsi" w:eastAsiaTheme="majorEastAsia" w:hAnsiTheme="majorHAnsi" w:cstheme="majorBidi"/>
+      <w:color w:val="4F81BD" w:themeColor="accent1"/>
+    </w:rPr>
+  </w:style>
+  <w:style w:type="paragraph" w:styleId="Heading9">
     <w:name w:val="heading 9"/>
     <w:basedOn w:val="Normal"/>
     <w:next w:val="BodyText"/>
@@ -2340,195 +2378,160 @@
         <w:ilvl w:val="8"/>
         <w:numId w:val="19"/>
       </w:numPr>
-      <w:spacing w:after="0" w:before="200"/>
+      <w:spacing w:before="200" w:after="0"/>
       <w:outlineLvl w:val="8"/>
     </w:pPr>
     <w:rPr>
-      <w:rFonts w:asciiTheme="majorHAnsi" w:cstheme="majorBidi" w:eastAsiaTheme="majorEastAsia" w:hAnsiTheme="majorHAnsi"/>
-      <w:color w:themeColor="accent1" w:val="4F81BD"/>
-    </w:rPr>
-  </w:style>
-  <w:style w:default="1" w:styleId="DefaultParagraphFont" w:type="character">
+      <w:rFonts w:asciiTheme="majorHAnsi" w:eastAsiaTheme="majorEastAsia" w:hAnsiTheme="majorHAnsi" w:cstheme="majorBidi"/>
+      <w:color w:val="4F81BD" w:themeColor="accent1"/>
+    </w:rPr>
+  </w:style>
+  <w:style w:type="character" w:default="1" w:styleId="DefaultParagraphFont">
     <w:name w:val="Default Paragraph Font"/>
     <w:uiPriority w:val="1"/>
     <w:semiHidden/>
     <w:unhideWhenUsed/>
   </w:style>
-  <w:style w:default="1" w:styleId="TableNormal" w:type="table">
+  <w:style w:type="table" w:default="1" w:styleId="TableNormal">
     <w:name w:val="Normal Table"/>
     <w:uiPriority w:val="99"/>
     <w:semiHidden/>
     <w:unhideWhenUsed/>
     <w:tblPr>
-      <w:tblInd w:type="dxa" w:w="0"/>
+      <w:tblInd w:w="0" w:type="dxa"/>
       <w:tblCellMar>
-        <w:top w:type="dxa" w:w="0"/>
-        <w:left w:type="dxa" w:w="108"/>
-        <w:bottom w:type="dxa" w:w="0"/>
-        <w:right w:type="dxa" w:w="108"/>
+        <w:top w:w="0" w:type="dxa"/>
+        <w:left w:w="108" w:type="dxa"/>
+        <w:bottom w:w="0" w:type="dxa"/>
+        <w:right w:w="108" w:type="dxa"/>
       </w:tblCellMar>
     </w:tblPr>
   </w:style>
-  <w:style w:default="1" w:styleId="NoList" w:type="numbering">
+  <w:style w:type="numbering" w:default="1" w:styleId="NoList">
     <w:name w:val="No List"/>
     <w:uiPriority w:val="99"/>
     <w:semiHidden/>
     <w:unhideWhenUsed/>
   </w:style>
-  <w:style w:styleId="BodyText" w:type="paragraph">
+  <w:style w:type="paragraph" w:styleId="BodyText">
     <w:name w:val="Body Text"/>
     <w:basedOn w:val="Normal"/>
+    <w:link w:val="BodyTextChar"/>
     <w:qFormat/>
-    <w:rPr>
-      <w:rFonts w:ascii="Calibri" w:cs="Calibri" w:hAnsi="Calibri"/>
-      <w:sz w:val="22"/>
-      <w:szCs w:val="22"/>
-    </w:rPr>
-  </w:style>
-  <w:style w:styleId="FirstParagraph" w:type="paragraph">
+  </w:style>
+  <w:style w:type="paragraph" w:customStyle="1" w:styleId="FirstParagraph">
     <w:name w:val="First Paragraph"/>
     <w:basedOn w:val="Normal"/>
     <w:qFormat/>
-    <w:rPr>
-      <w:rFonts w:ascii="Calibri" w:cs="Calibri" w:hAnsi="Calibri"/>
-      <w:sz w:val="22"/>
-      <w:szCs w:val="22"/>
-    </w:rPr>
-  </w:style>
-  <w:style w:styleId="Compact" w:type="paragraph">
+  </w:style>
+  <w:style w:type="paragraph" w:customStyle="1" w:styleId="Compact">
     <w:name w:val="Compact"/>
     <w:basedOn w:val="Normal"/>
     <w:qFormat/>
     <w:pPr>
-      <w:jc w:val="both"/>
-      <w:spacing w:after="0" w:line="276" w:lineRule="auto"/>
+      <w:spacing w:after="0"/>
     </w:pPr>
-    <w:rPr>
-      <w:rFonts w:ascii="Calibri" w:cs="Calibri" w:hAnsi="Calibri"/>
-      <w:sz w:val="22"/>
-      <w:szCs w:val="22"/>
-    </w:rPr>
-  </w:style>
-  <w:style w:styleId="Title" w:type="paragraph">
+  </w:style>
+  <w:style w:type="paragraph" w:styleId="Title">
     <w:name w:val="Title"/>
     <w:basedOn w:val="Normal"/>
-    <w:link w:val="TitleChar"/>
     <w:qFormat/>
     <w:pPr>
+      <w:spacing w:after="240"/>
       <w:jc w:val="center"/>
-      <w:spacing w:after="240" w:before="0"/>
     </w:pPr>
     <w:rPr>
-      <w:rFonts w:ascii="Calibri" w:cs="Calibri" w:hAnsi="Calibri"/>
       <w:b/>
       <w:sz w:val="40"/>
       <w:szCs w:val="40"/>
     </w:rPr>
   </w:style>
-  <w:style w:styleId="Subtitle" w:type="paragraph">
+  <w:style w:type="paragraph" w:styleId="Subtitle">
     <w:name w:val="Subtitle"/>
     <w:basedOn w:val="Normal"/>
-    <w:link w:val="SubtitleChar"/>
     <w:qFormat/>
     <w:pPr>
+      <w:spacing w:after="200"/>
       <w:jc w:val="center"/>
-      <w:spacing w:after="200" w:before="0"/>
     </w:pPr>
     <w:rPr>
-      <w:rFonts w:ascii="Calibri" w:cs="Calibri" w:hAnsi="Calibri"/>
       <w:i/>
       <w:sz w:val="28"/>
       <w:szCs w:val="28"/>
     </w:rPr>
   </w:style>
-  <w:style w:styleId="Author" w:type="paragraph">
+  <w:style w:type="paragraph" w:customStyle="1" w:styleId="Author">
     <w:name w:val="Author"/>
     <w:basedOn w:val="Normal"/>
     <w:qFormat/>
     <w:pPr>
+      <w:spacing w:after="80"/>
       <w:jc w:val="center"/>
-      <w:spacing w:after="80"/>
     </w:pPr>
-    <w:rPr>
-      <w:rFonts w:ascii="Calibri" w:cs="Calibri" w:hAnsi="Calibri"/>
-      <w:sz w:val="22"/>
-      <w:szCs w:val="22"/>
-    </w:rPr>
-  </w:style>
-  <w:style w:styleId="Date" w:type="paragraph">
+  </w:style>
+  <w:style w:type="paragraph" w:styleId="Date">
     <w:name w:val="Date"/>
     <w:basedOn w:val="Normal"/>
     <w:qFormat/>
     <w:pPr>
+      <w:spacing w:after="240"/>
       <w:jc w:val="center"/>
-      <w:spacing w:after="240"/>
     </w:pPr>
     <w:rPr>
-      <w:rFonts w:ascii="Calibri" w:cs="Calibri" w:hAnsi="Calibri"/>
       <w:i/>
-      <w:sz w:val="22"/>
-      <w:szCs w:val="22"/>
-    </w:rPr>
-  </w:style>
-  <w:style w:styleId="Abstract" w:type="paragraph">
+    </w:rPr>
+  </w:style>
+  <w:style w:type="paragraph" w:customStyle="1" w:styleId="Abstract">
     <w:name w:val="Abstract"/>
     <w:basedOn w:val="Normal"/>
     <w:qFormat/>
     <w:pPr>
-      <w:jc w:val="both"/>
       <w:ind w:left="720" w:right="720"/>
-      <w:spacing w:after="160"/>
     </w:pPr>
     <w:rPr>
-      <w:rFonts w:ascii="Calibri" w:cs="Calibri" w:hAnsi="Calibri"/>
       <w:sz w:val="20"/>
       <w:szCs w:val="20"/>
     </w:rPr>
   </w:style>
-  <w:style w:styleId="Bibliography" w:type="paragraph">
+  <w:style w:type="paragraph" w:styleId="Bibliography">
     <w:name w:val="Bibliography"/>
     <w:basedOn w:val="Normal"/>
     <w:qFormat/>
   </w:style>
-  <w:style w:styleId="BlockText" w:type="paragraph">
+  <w:style w:type="paragraph" w:styleId="BlockText">
     <w:name w:val="Block Text"/>
     <w:basedOn w:val="Normal"/>
     <w:qFormat/>
     <w:pPr>
-      <w:jc w:val="both"/>
-      <w:spacing w:after="160" w:line="276" w:lineRule="auto"/>
       <w:ind w:left="720" w:right="720"/>
     </w:pPr>
     <w:rPr>
-      <w:rFonts w:ascii="Calibri" w:cs="Calibri" w:hAnsi="Calibri"/>
       <w:i/>
-      <w:sz w:val="22"/>
-      <w:szCs w:val="22"/>
-    </w:rPr>
-  </w:style>
-  <w:style w:styleId="FootnoteText" w:type="paragraph">
+    </w:rPr>
+  </w:style>
+  <w:style w:type="paragraph" w:styleId="FootnoteText">
     <w:name w:val="footnote text"/>
     <w:basedOn w:val="Normal"/>
     <w:uiPriority w:val="9"/>
     <w:unhideWhenUsed/>
     <w:qFormat/>
   </w:style>
-  <w:style w:customStyle="1" w:styleId="Table" w:type="table">
+  <w:style w:type="table" w:customStyle="1" w:styleId="Table">
     <w:name w:val="Table"/>
     <w:semiHidden/>
     <w:unhideWhenUsed/>
     <w:qFormat/>
     <w:tblPr>
-      <w:tblInd w:type="dxa" w:w="0"/>
+      <w:tblInd w:w="0" w:type="dxa"/>
       <w:tblCellMar>
-        <w:top w:type="dxa" w:w="0"/>
-        <w:left w:type="dxa" w:w="108"/>
-        <w:bottom w:type="dxa" w:w="0"/>
-        <w:right w:type="dxa" w:w="108"/>
+        <w:top w:w="0" w:type="dxa"/>
+        <w:left w:w="108" w:type="dxa"/>
+        <w:bottom w:w="0" w:type="dxa"/>
+        <w:right w:w="108" w:type="dxa"/>
       </w:tblCellMar>
     </w:tblPr>
   </w:style>
-  <w:style w:customStyle="1" w:styleId="DefinitionTerm" w:type="paragraph">
+  <w:style w:type="paragraph" w:customStyle="1" w:styleId="DefinitionTerm">
     <w:name w:val="Definition Term"/>
     <w:basedOn w:val="Normal"/>
     <w:next w:val="Definition"/>
@@ -2541,11 +2544,11 @@
       <w:b/>
     </w:rPr>
   </w:style>
-  <w:style w:customStyle="1" w:styleId="Definition" w:type="paragraph">
+  <w:style w:type="paragraph" w:customStyle="1" w:styleId="Definition">
     <w:name w:val="Definition"/>
     <w:basedOn w:val="Normal"/>
   </w:style>
-  <w:style w:styleId="Caption" w:type="paragraph">
+  <w:style w:type="paragraph" w:styleId="Caption">
     <w:name w:val="caption"/>
     <w:basedOn w:val="Normal"/>
     <w:link w:val="CaptionChar"/>
@@ -2556,57 +2559,58 @@
       <w:i/>
     </w:rPr>
   </w:style>
-  <w:style w:customStyle="1" w:styleId="TableCaption" w:type="paragraph">
+  <w:style w:type="paragraph" w:customStyle="1" w:styleId="TableCaption">
     <w:name w:val="Table Caption"/>
     <w:basedOn w:val="Caption"/>
     <w:pPr>
       <w:keepNext/>
     </w:pPr>
   </w:style>
-  <w:style w:customStyle="1" w:styleId="ImageCaption" w:type="paragraph">
+  <w:style w:type="paragraph" w:customStyle="1" w:styleId="ImageCaption">
     <w:name w:val="Image Caption"/>
     <w:basedOn w:val="Caption"/>
   </w:style>
-  <w:style w:customStyle="1" w:styleId="Figure" w:type="paragraph">
+  <w:style w:type="paragraph" w:customStyle="1" w:styleId="Figure">
     <w:name w:val="Figure"/>
     <w:basedOn w:val="Normal"/>
   </w:style>
-  <w:style w:customStyle="1" w:styleId="CaptionedFigure" w:type="paragraph">
+  <w:style w:type="paragraph" w:customStyle="1" w:styleId="CaptionedFigure">
     <w:name w:val="Captioned Figure"/>
     <w:basedOn w:val="Figure"/>
     <w:pPr>
       <w:keepNext/>
     </w:pPr>
   </w:style>
-  <w:style w:customStyle="1" w:styleId="CaptionChar" w:type="character">
+  <w:style w:type="character" w:customStyle="1" w:styleId="CaptionChar">
     <w:name w:val="Caption Char"/>
     <w:basedOn w:val="DefaultParagraphFont"/>
     <w:link w:val="Caption"/>
   </w:style>
-  <w:style w:styleId="VerbatimChar" w:type="character">
+  <w:style w:type="character" w:customStyle="1" w:styleId="VerbatimChar">
     <w:name w:val="Verbatim Char"/>
     <w:basedOn w:val="DefaultParagraphFont"/>
-    <w:rPr>
-      <w:rFonts w:ascii="Courier New" w:cs="Courier New" w:hAnsi="Courier New"/>
+    <w:link w:val="SourceCode"/>
+    <w:rPr>
+      <w:rFonts w:ascii="Courier New" w:hAnsi="Courier New" w:cs="Courier New"/>
       <w:sz w:val="20"/>
       <w:szCs w:val="20"/>
     </w:rPr>
   </w:style>
-  <w:style w:styleId="FootnoteReference" w:type="character">
+  <w:style w:type="character" w:styleId="FootnoteReference">
     <w:name w:val="footnote reference"/>
     <w:basedOn w:val="CaptionChar"/>
     <w:rPr>
       <w:vertAlign w:val="superscript"/>
     </w:rPr>
   </w:style>
-  <w:style w:styleId="Hyperlink" w:type="character">
+  <w:style w:type="character" w:styleId="Hyperlink">
     <w:name w:val="Hyperlink"/>
     <w:basedOn w:val="CaptionChar"/>
     <w:rPr>
-      <w:color w:themeColor="accent1" w:val="4F81BD"/>
-    </w:rPr>
-  </w:style>
-  <w:style w:styleId="TOCHeading" w:type="paragraph">
+      <w:color w:val="4F81BD" w:themeColor="accent1"/>
+    </w:rPr>
+  </w:style>
+  <w:style w:type="paragraph" w:styleId="TOCHeading">
     <w:name w:val="TOC Heading"/>
     <w:basedOn w:val="Heading1"/>
     <w:next w:val="BodyText"/>
@@ -2619,11 +2623,10 @@
     </w:pPr>
     <w:rPr>
       <w:b w:val="0"/>
-      <w:bCs w:val="0"/>
-      <w:color w:themeColor="accent1" w:themeShade="BF" w:val="365F91"/>
-    </w:rPr>
-  </w:style>
-  <w:style w:customStyle="1" w:styleId="SourceCode" w:type="paragraph">
+      <w:color w:val="365F91" w:themeColor="accent1" w:themeShade="BF"/>
+    </w:rPr>
+  </w:style>
+  <w:style w:type="paragraph" w:customStyle="1" w:styleId="SourceCode">
     <w:name w:val="Source Code"/>
     <w:basedOn w:val="Normal"/>
     <w:link w:val="VerbatimChar"/>
@@ -2631,313 +2634,341 @@
       <w:wordWrap w:val="0"/>
     </w:pPr>
   </w:style>
-  <w:style w:customStyle="1" w:styleId="KeywordTok" w:type="character">
+  <w:style w:type="character" w:customStyle="1" w:styleId="KeywordTok">
     <w:name w:val="KeywordTok"/>
     <w:basedOn w:val="VerbatimChar"/>
     <w:rPr>
-      <w:rFonts w:ascii="Consolas" w:hAnsi="Consolas"/>
+      <w:rFonts w:ascii="Consolas" w:hAnsi="Consolas" w:cs="Courier New"/>
       <w:b/>
       <w:color w:val="007020"/>
       <w:sz w:val="22"/>
-    </w:rPr>
-  </w:style>
-  <w:style w:customStyle="1" w:styleId="DataTypeTok" w:type="character">
+      <w:szCs w:val="20"/>
+    </w:rPr>
+  </w:style>
+  <w:style w:type="character" w:customStyle="1" w:styleId="DataTypeTok">
     <w:name w:val="DataTypeTok"/>
     <w:basedOn w:val="VerbatimChar"/>
     <w:rPr>
-      <w:rFonts w:ascii="Consolas" w:hAnsi="Consolas"/>
+      <w:rFonts w:ascii="Consolas" w:hAnsi="Consolas" w:cs="Courier New"/>
       <w:color w:val="902000"/>
       <w:sz w:val="22"/>
-    </w:rPr>
-  </w:style>
-  <w:style w:customStyle="1" w:styleId="DecValTok" w:type="character">
+      <w:szCs w:val="20"/>
+    </w:rPr>
+  </w:style>
+  <w:style w:type="character" w:customStyle="1" w:styleId="DecValTok">
     <w:name w:val="DecValTok"/>
     <w:basedOn w:val="VerbatimChar"/>
     <w:rPr>
-      <w:rFonts w:ascii="Consolas" w:hAnsi="Consolas"/>
+      <w:rFonts w:ascii="Consolas" w:hAnsi="Consolas" w:cs="Courier New"/>
       <w:color w:val="40A070"/>
       <w:sz w:val="22"/>
-    </w:rPr>
-  </w:style>
-  <w:style w:customStyle="1" w:styleId="BaseNTok" w:type="character">
+      <w:szCs w:val="20"/>
+    </w:rPr>
+  </w:style>
+  <w:style w:type="character" w:customStyle="1" w:styleId="BaseNTok">
     <w:name w:val="BaseNTok"/>
     <w:basedOn w:val="VerbatimChar"/>
     <w:rPr>
-      <w:rFonts w:ascii="Consolas" w:hAnsi="Consolas"/>
+      <w:rFonts w:ascii="Consolas" w:hAnsi="Consolas" w:cs="Courier New"/>
       <w:color w:val="40A070"/>
       <w:sz w:val="22"/>
-    </w:rPr>
-  </w:style>
-  <w:style w:customStyle="1" w:styleId="FloatTok" w:type="character">
+      <w:szCs w:val="20"/>
+    </w:rPr>
+  </w:style>
+  <w:style w:type="character" w:customStyle="1" w:styleId="FloatTok">
     <w:name w:val="FloatTok"/>
     <w:basedOn w:val="VerbatimChar"/>
     <w:rPr>
-      <w:rFonts w:ascii="Consolas" w:hAnsi="Consolas"/>
+      <w:rFonts w:ascii="Consolas" w:hAnsi="Consolas" w:cs="Courier New"/>
       <w:color w:val="40A070"/>
       <w:sz w:val="22"/>
-    </w:rPr>
-  </w:style>
-  <w:style w:customStyle="1" w:styleId="ConstantTok" w:type="character">
+      <w:szCs w:val="20"/>
+    </w:rPr>
+  </w:style>
+  <w:style w:type="character" w:customStyle="1" w:styleId="ConstantTok">
     <w:name w:val="ConstantTok"/>
     <w:basedOn w:val="VerbatimChar"/>
     <w:rPr>
-      <w:rFonts w:ascii="Consolas" w:hAnsi="Consolas"/>
+      <w:rFonts w:ascii="Consolas" w:hAnsi="Consolas" w:cs="Courier New"/>
       <w:color w:val="880000"/>
       <w:sz w:val="22"/>
-    </w:rPr>
-  </w:style>
-  <w:style w:customStyle="1" w:styleId="CharTok" w:type="character">
+      <w:szCs w:val="20"/>
+    </w:rPr>
+  </w:style>
+  <w:style w:type="character" w:customStyle="1" w:styleId="CharTok">
     <w:name w:val="CharTok"/>
     <w:basedOn w:val="VerbatimChar"/>
     <w:rPr>
-      <w:rFonts w:ascii="Consolas" w:hAnsi="Consolas"/>
+      <w:rFonts w:ascii="Consolas" w:hAnsi="Consolas" w:cs="Courier New"/>
       <w:color w:val="4070A0"/>
       <w:sz w:val="22"/>
-    </w:rPr>
-  </w:style>
-  <w:style w:customStyle="1" w:styleId="SpecialCharTok" w:type="character">
+      <w:szCs w:val="20"/>
+    </w:rPr>
+  </w:style>
+  <w:style w:type="character" w:customStyle="1" w:styleId="SpecialCharTok">
     <w:name w:val="SpecialCharTok"/>
     <w:basedOn w:val="VerbatimChar"/>
     <w:rPr>
-      <w:rFonts w:ascii="Consolas" w:hAnsi="Consolas"/>
+      <w:rFonts w:ascii="Consolas" w:hAnsi="Consolas" w:cs="Courier New"/>
       <w:color w:val="4070A0"/>
       <w:sz w:val="22"/>
-    </w:rPr>
-  </w:style>
-  <w:style w:customStyle="1" w:styleId="StringTok" w:type="character">
+      <w:szCs w:val="20"/>
+    </w:rPr>
+  </w:style>
+  <w:style w:type="character" w:customStyle="1" w:styleId="StringTok">
     <w:name w:val="StringTok"/>
     <w:basedOn w:val="VerbatimChar"/>
     <w:rPr>
-      <w:rFonts w:ascii="Consolas" w:hAnsi="Consolas"/>
+      <w:rFonts w:ascii="Consolas" w:hAnsi="Consolas" w:cs="Courier New"/>
       <w:color w:val="4070A0"/>
       <w:sz w:val="22"/>
-    </w:rPr>
-  </w:style>
-  <w:style w:customStyle="1" w:styleId="VerbatimStringTok" w:type="character">
+      <w:szCs w:val="20"/>
+    </w:rPr>
+  </w:style>
+  <w:style w:type="character" w:customStyle="1" w:styleId="VerbatimStringTok">
     <w:name w:val="VerbatimStringTok"/>
     <w:basedOn w:val="VerbatimChar"/>
     <w:rPr>
-      <w:rFonts w:ascii="Consolas" w:hAnsi="Consolas"/>
+      <w:rFonts w:ascii="Consolas" w:hAnsi="Consolas" w:cs="Courier New"/>
       <w:color w:val="4070A0"/>
       <w:sz w:val="22"/>
-    </w:rPr>
-  </w:style>
-  <w:style w:customStyle="1" w:styleId="SpecialStringTok" w:type="character">
+      <w:szCs w:val="20"/>
+    </w:rPr>
+  </w:style>
+  <w:style w:type="character" w:customStyle="1" w:styleId="SpecialStringTok">
     <w:name w:val="SpecialStringTok"/>
     <w:basedOn w:val="VerbatimChar"/>
     <w:rPr>
-      <w:rFonts w:ascii="Consolas" w:hAnsi="Consolas"/>
+      <w:rFonts w:ascii="Consolas" w:hAnsi="Consolas" w:cs="Courier New"/>
       <w:color w:val="BB6688"/>
       <w:sz w:val="22"/>
-    </w:rPr>
-  </w:style>
-  <w:style w:customStyle="1" w:styleId="ImportTok" w:type="character">
+      <w:szCs w:val="20"/>
+    </w:rPr>
+  </w:style>
+  <w:style w:type="character" w:customStyle="1" w:styleId="ImportTok">
     <w:name w:val="ImportTok"/>
     <w:basedOn w:val="VerbatimChar"/>
     <w:rPr>
-      <w:rFonts w:ascii="Consolas" w:hAnsi="Consolas"/>
+      <w:rFonts w:ascii="Consolas" w:hAnsi="Consolas" w:cs="Courier New"/>
       <w:sz w:val="22"/>
-    </w:rPr>
-  </w:style>
-  <w:style w:customStyle="1" w:styleId="CommentTok" w:type="character">
+      <w:szCs w:val="20"/>
+    </w:rPr>
+  </w:style>
+  <w:style w:type="character" w:customStyle="1" w:styleId="CommentTok">
     <w:name w:val="CommentTok"/>
     <w:basedOn w:val="VerbatimChar"/>
     <w:rPr>
-      <w:rFonts w:ascii="Consolas" w:hAnsi="Consolas"/>
+      <w:rFonts w:ascii="Consolas" w:hAnsi="Consolas" w:cs="Courier New"/>
       <w:i/>
       <w:color w:val="60A0B0"/>
       <w:sz w:val="22"/>
-    </w:rPr>
-  </w:style>
-  <w:style w:customStyle="1" w:styleId="DocumentationTok" w:type="character">
+      <w:szCs w:val="20"/>
+    </w:rPr>
+  </w:style>
+  <w:style w:type="character" w:customStyle="1" w:styleId="DocumentationTok">
     <w:name w:val="DocumentationTok"/>
     <w:basedOn w:val="VerbatimChar"/>
     <w:rPr>
-      <w:rFonts w:ascii="Consolas" w:hAnsi="Consolas"/>
+      <w:rFonts w:ascii="Consolas" w:hAnsi="Consolas" w:cs="Courier New"/>
       <w:i/>
       <w:color w:val="BA2121"/>
       <w:sz w:val="22"/>
-    </w:rPr>
-  </w:style>
-  <w:style w:customStyle="1" w:styleId="AnnotationTok" w:type="character">
+      <w:szCs w:val="20"/>
+    </w:rPr>
+  </w:style>
+  <w:style w:type="character" w:customStyle="1" w:styleId="AnnotationTok">
     <w:name w:val="AnnotationTok"/>
     <w:basedOn w:val="VerbatimChar"/>
     <w:rPr>
-      <w:rFonts w:ascii="Consolas" w:hAnsi="Consolas"/>
+      <w:rFonts w:ascii="Consolas" w:hAnsi="Consolas" w:cs="Courier New"/>
       <w:b/>
       <w:i/>
       <w:color w:val="60A0B0"/>
       <w:sz w:val="22"/>
-    </w:rPr>
-  </w:style>
-  <w:style w:customStyle="1" w:styleId="CommentVarTok" w:type="character">
+      <w:szCs w:val="20"/>
+    </w:rPr>
+  </w:style>
+  <w:style w:type="character" w:customStyle="1" w:styleId="CommentVarTok">
     <w:name w:val="CommentVarTok"/>
     <w:basedOn w:val="VerbatimChar"/>
     <w:rPr>
-      <w:rFonts w:ascii="Consolas" w:hAnsi="Consolas"/>
+      <w:rFonts w:ascii="Consolas" w:hAnsi="Consolas" w:cs="Courier New"/>
       <w:b/>
       <w:i/>
       <w:color w:val="60A0B0"/>
       <w:sz w:val="22"/>
-    </w:rPr>
-  </w:style>
-  <w:style w:customStyle="1" w:styleId="OtherTok" w:type="character">
+      <w:szCs w:val="20"/>
+    </w:rPr>
+  </w:style>
+  <w:style w:type="character" w:customStyle="1" w:styleId="OtherTok">
     <w:name w:val="OtherTok"/>
     <w:basedOn w:val="VerbatimChar"/>
     <w:rPr>
-      <w:rFonts w:ascii="Consolas" w:hAnsi="Consolas"/>
+      <w:rFonts w:ascii="Consolas" w:hAnsi="Consolas" w:cs="Courier New"/>
       <w:color w:val="007020"/>
       <w:sz w:val="22"/>
-    </w:rPr>
-  </w:style>
-  <w:style w:customStyle="1" w:styleId="FunctionTok" w:type="character">
+      <w:szCs w:val="20"/>
+    </w:rPr>
+  </w:style>
+  <w:style w:type="character" w:customStyle="1" w:styleId="FunctionTok">
     <w:name w:val="FunctionTok"/>
     <w:basedOn w:val="VerbatimChar"/>
     <w:rPr>
-      <w:rFonts w:ascii="Consolas" w:hAnsi="Consolas"/>
+      <w:rFonts w:ascii="Consolas" w:hAnsi="Consolas" w:cs="Courier New"/>
       <w:color w:val="06287E"/>
       <w:sz w:val="22"/>
-    </w:rPr>
-  </w:style>
-  <w:style w:customStyle="1" w:styleId="VariableTok" w:type="character">
+      <w:szCs w:val="20"/>
+    </w:rPr>
+  </w:style>
+  <w:style w:type="character" w:customStyle="1" w:styleId="VariableTok">
     <w:name w:val="VariableTok"/>
     <w:basedOn w:val="VerbatimChar"/>
     <w:rPr>
-      <w:rFonts w:ascii="Consolas" w:hAnsi="Consolas"/>
+      <w:rFonts w:ascii="Consolas" w:hAnsi="Consolas" w:cs="Courier New"/>
       <w:color w:val="19177C"/>
       <w:sz w:val="22"/>
-    </w:rPr>
-  </w:style>
-  <w:style w:customStyle="1" w:styleId="ControlFlowTok" w:type="character">
+      <w:szCs w:val="20"/>
+    </w:rPr>
+  </w:style>
+  <w:style w:type="character" w:customStyle="1" w:styleId="ControlFlowTok">
     <w:name w:val="ControlFlowTok"/>
     <w:basedOn w:val="VerbatimChar"/>
     <w:rPr>
-      <w:rFonts w:ascii="Consolas" w:hAnsi="Consolas"/>
+      <w:rFonts w:ascii="Consolas" w:hAnsi="Consolas" w:cs="Courier New"/>
       <w:b/>
       <w:color w:val="007020"/>
       <w:sz w:val="22"/>
-    </w:rPr>
-  </w:style>
-  <w:style w:customStyle="1" w:styleId="OperatorTok" w:type="character">
+      <w:szCs w:val="20"/>
+    </w:rPr>
+  </w:style>
+  <w:style w:type="character" w:customStyle="1" w:styleId="OperatorTok">
     <w:name w:val="OperatorTok"/>
     <w:basedOn w:val="VerbatimChar"/>
     <w:rPr>
-      <w:rFonts w:ascii="Consolas" w:hAnsi="Consolas"/>
+      <w:rFonts w:ascii="Consolas" w:hAnsi="Consolas" w:cs="Courier New"/>
       <w:color w:val="666666"/>
       <w:sz w:val="22"/>
-    </w:rPr>
-  </w:style>
-  <w:style w:customStyle="1" w:styleId="BuiltInTok" w:type="character">
+      <w:szCs w:val="20"/>
+    </w:rPr>
+  </w:style>
+  <w:style w:type="character" w:customStyle="1" w:styleId="BuiltInTok">
     <w:name w:val="BuiltInTok"/>
     <w:basedOn w:val="VerbatimChar"/>
     <w:rPr>
-      <w:rFonts w:ascii="Consolas" w:hAnsi="Consolas"/>
+      <w:rFonts w:ascii="Consolas" w:hAnsi="Consolas" w:cs="Courier New"/>
       <w:sz w:val="22"/>
-    </w:rPr>
-  </w:style>
-  <w:style w:customStyle="1" w:styleId="ExtensionTok" w:type="character">
+      <w:szCs w:val="20"/>
+    </w:rPr>
+  </w:style>
+  <w:style w:type="character" w:customStyle="1" w:styleId="ExtensionTok">
     <w:name w:val="ExtensionTok"/>
     <w:basedOn w:val="VerbatimChar"/>
     <w:rPr>
-      <w:rFonts w:ascii="Consolas" w:hAnsi="Consolas"/>
+      <w:rFonts w:ascii="Consolas" w:hAnsi="Consolas" w:cs="Courier New"/>
       <w:sz w:val="22"/>
-    </w:rPr>
-  </w:style>
-  <w:style w:customStyle="1" w:styleId="PreprocessorTok" w:type="character">
+      <w:szCs w:val="20"/>
+    </w:rPr>
+  </w:style>
+  <w:style w:type="character" w:customStyle="1" w:styleId="PreprocessorTok">
     <w:name w:val="PreprocessorTok"/>
     <w:basedOn w:val="VerbatimChar"/>
     <w:rPr>
-      <w:rFonts w:ascii="Consolas" w:hAnsi="Consolas"/>
+      <w:rFonts w:ascii="Consolas" w:hAnsi="Consolas" w:cs="Courier New"/>
       <w:color w:val="BC7A00"/>
       <w:sz w:val="22"/>
-    </w:rPr>
-  </w:style>
-  <w:style w:customStyle="1" w:styleId="AttributeTok" w:type="character">
+      <w:szCs w:val="20"/>
+    </w:rPr>
+  </w:style>
+  <w:style w:type="character" w:customStyle="1" w:styleId="AttributeTok">
     <w:name w:val="AttributeTok"/>
     <w:basedOn w:val="VerbatimChar"/>
     <w:rPr>
-      <w:rFonts w:ascii="Consolas" w:hAnsi="Consolas"/>
+      <w:rFonts w:ascii="Consolas" w:hAnsi="Consolas" w:cs="Courier New"/>
       <w:color w:val="7D9029"/>
       <w:sz w:val="22"/>
-    </w:rPr>
-  </w:style>
-  <w:style w:customStyle="1" w:styleId="RegionMarkerTok" w:type="character">
+      <w:szCs w:val="20"/>
+    </w:rPr>
+  </w:style>
+  <w:style w:type="character" w:customStyle="1" w:styleId="RegionMarkerTok">
     <w:name w:val="RegionMarkerTok"/>
     <w:basedOn w:val="VerbatimChar"/>
     <w:rPr>
-      <w:rFonts w:ascii="Consolas" w:hAnsi="Consolas"/>
+      <w:rFonts w:ascii="Consolas" w:hAnsi="Consolas" w:cs="Courier New"/>
       <w:sz w:val="22"/>
-    </w:rPr>
-  </w:style>
-  <w:style w:customStyle="1" w:styleId="InformationTok" w:type="character">
+      <w:szCs w:val="20"/>
+    </w:rPr>
+  </w:style>
+  <w:style w:type="character" w:customStyle="1" w:styleId="InformationTok">
     <w:name w:val="InformationTok"/>
     <w:basedOn w:val="VerbatimChar"/>
     <w:rPr>
-      <w:rFonts w:ascii="Consolas" w:hAnsi="Consolas"/>
+      <w:rFonts w:ascii="Consolas" w:hAnsi="Consolas" w:cs="Courier New"/>
       <w:b/>
       <w:i/>
       <w:color w:val="60A0B0"/>
       <w:sz w:val="22"/>
-    </w:rPr>
-  </w:style>
-  <w:style w:customStyle="1" w:styleId="WarningTok" w:type="character">
+      <w:szCs w:val="20"/>
+    </w:rPr>
+  </w:style>
+  <w:style w:type="character" w:customStyle="1" w:styleId="WarningTok">
     <w:name w:val="WarningTok"/>
     <w:basedOn w:val="VerbatimChar"/>
     <w:rPr>
-      <w:rFonts w:ascii="Consolas" w:hAnsi="Consolas"/>
+      <w:rFonts w:ascii="Consolas" w:hAnsi="Consolas" w:cs="Courier New"/>
       <w:b/>
       <w:i/>
       <w:color w:val="60A0B0"/>
       <w:sz w:val="22"/>
-    </w:rPr>
-  </w:style>
-  <w:style w:customStyle="1" w:styleId="AlertTok" w:type="character">
+      <w:szCs w:val="20"/>
+    </w:rPr>
+  </w:style>
+  <w:style w:type="character" w:customStyle="1" w:styleId="AlertTok">
     <w:name w:val="AlertTok"/>
     <w:basedOn w:val="VerbatimChar"/>
     <w:rPr>
-      <w:rFonts w:ascii="Consolas" w:hAnsi="Consolas"/>
+      <w:rFonts w:ascii="Consolas" w:hAnsi="Consolas" w:cs="Courier New"/>
       <w:b/>
       <w:color w:val="FF0000"/>
       <w:sz w:val="22"/>
-    </w:rPr>
-  </w:style>
-  <w:style w:customStyle="1" w:styleId="ErrorTok" w:type="character">
+      <w:szCs w:val="20"/>
+    </w:rPr>
+  </w:style>
+  <w:style w:type="character" w:customStyle="1" w:styleId="ErrorTok">
     <w:name w:val="ErrorTok"/>
     <w:basedOn w:val="VerbatimChar"/>
     <w:rPr>
-      <w:rFonts w:ascii="Consolas" w:hAnsi="Consolas"/>
+      <w:rFonts w:ascii="Consolas" w:hAnsi="Consolas" w:cs="Courier New"/>
       <w:b/>
       <w:color w:val="FF0000"/>
       <w:sz w:val="22"/>
-    </w:rPr>
-  </w:style>
-  <w:style w:customStyle="1" w:styleId="NormalTok" w:type="character">
+      <w:szCs w:val="20"/>
+    </w:rPr>
+  </w:style>
+  <w:style w:type="character" w:customStyle="1" w:styleId="NormalTok">
     <w:name w:val="NormalTok"/>
     <w:basedOn w:val="VerbatimChar"/>
     <w:rPr>
-      <w:rFonts w:ascii="Consolas" w:hAnsi="Consolas"/>
+      <w:rFonts w:ascii="Consolas" w:hAnsi="Consolas" w:cs="Courier New"/>
       <w:sz w:val="22"/>
-    </w:rPr>
-  </w:style>
-  <w:style w:customStyle="1" w:styleId="BodyTextChar" w:type="character">
+      <w:szCs w:val="20"/>
+    </w:rPr>
+  </w:style>
+  <w:style w:type="character" w:customStyle="1" w:styleId="BodyTextChar">
     <w:name w:val="Body Text Char"/>
     <w:basedOn w:val="DefaultParagraphFont"/>
     <w:link w:val="BodyText"/>
     <w:rsid w:val="00F9641B"/>
   </w:style>
-  <w:style w:styleId="AbstractTitle" w:type="paragraph">
+  <w:style w:type="paragraph" w:customStyle="1" w:styleId="AbstractTitle">
     <w:name w:val="Abstract Title"/>
     <w:basedOn w:val="Normal"/>
     <w:qFormat/>
     <w:pPr>
+      <w:spacing w:before="240" w:after="120"/>
       <w:jc w:val="center"/>
-      <w:spacing w:after="120" w:before="240"/>
     </w:pPr>
     <w:rPr>
-      <w:rFonts w:ascii="Calibri" w:cs="Calibri" w:hAnsi="Calibri"/>
       <w:b/>
-      <w:sz w:val="22"/>
-      <w:szCs w:val="22"/>
     </w:rPr>
   </w:style>
 </w:styles>
